--- a/2. rocnik prg/13-PRG-03_z-hello-world-na-osobni-stranku.docx
+++ b/2. rocnik prg/13-PRG-03_z-hello-world-na-osobni-stranku.docx
@@ -12,7 +12,25 @@
           <w:color w:val="595959"/>
           <w:sz w:val="20"/>
         </w:rPr>
-        <w:t>PRACOVNÍ LIST  PRG-03</w:t>
+        <w:t xml:space="preserve">PRACOVNÍ </w:t>
+      </w:r>
+      <w:proofErr w:type="gramStart"/>
+      <w:r>
+        <w:rPr>
+          <w:b/>
+          <w:color w:val="595959"/>
+          <w:sz w:val="20"/>
+        </w:rPr>
+        <w:t>LIST  PRG</w:t>
+      </w:r>
+      <w:proofErr w:type="gramEnd"/>
+      <w:r>
+        <w:rPr>
+          <w:b/>
+          <w:color w:val="595959"/>
+          <w:sz w:val="20"/>
+        </w:rPr>
+        <w:t>-03</w:t>
       </w:r>
     </w:p>
     <w:p>
@@ -89,23 +107,23 @@
           <w:color w:val="595959"/>
           <w:sz w:val="20"/>
         </w:rPr>
-        <w:t xml:space="preserve"> IT2  ·  </w:t>
-      </w:r>
-      <w:proofErr w:type="spellStart"/>
+        <w:t xml:space="preserve"> IT</w:t>
+      </w:r>
+      <w:proofErr w:type="gramStart"/>
       <w:r>
         <w:rPr>
           <w:color w:val="595959"/>
           <w:sz w:val="20"/>
         </w:rPr>
-        <w:t>út</w:t>
-      </w:r>
-      <w:proofErr w:type="spellEnd"/>
+        <w:t>2  ·</w:t>
+      </w:r>
+      <w:proofErr w:type="gramEnd"/>
       <w:r>
         <w:rPr>
           <w:color w:val="595959"/>
           <w:sz w:val="20"/>
         </w:rPr>
-        <w:t xml:space="preserve"> 15. 9. (Aj2) / st 16. 9. 2026 (Aj1), 10:00–11:35  ·  </w:t>
+        <w:t xml:space="preserve">  </w:t>
       </w:r>
       <w:proofErr w:type="spellStart"/>
       <w:r>
@@ -113,7 +131,7 @@
           <w:color w:val="595959"/>
           <w:sz w:val="20"/>
         </w:rPr>
-        <w:t>učebny</w:t>
+        <w:t>út</w:t>
       </w:r>
       <w:proofErr w:type="spellEnd"/>
       <w:r>
@@ -121,7 +139,55 @@
           <w:color w:val="595959"/>
           <w:sz w:val="20"/>
         </w:rPr>
-        <w:t xml:space="preserve"> 210 / 207  ·  Ing. Jindřich Patera</w:t>
+        <w:t xml:space="preserve"> 15. 9. (Aj2) / st 16. 9. 2026 (Aj1), 10:00–11:</w:t>
+      </w:r>
+      <w:proofErr w:type="gramStart"/>
+      <w:r>
+        <w:rPr>
+          <w:color w:val="595959"/>
+          <w:sz w:val="20"/>
+        </w:rPr>
+        <w:t>35  ·</w:t>
+      </w:r>
+      <w:proofErr w:type="gramEnd"/>
+      <w:r>
+        <w:rPr>
+          <w:color w:val="595959"/>
+          <w:sz w:val="20"/>
+        </w:rPr>
+        <w:t xml:space="preserve">  </w:t>
+      </w:r>
+      <w:proofErr w:type="spellStart"/>
+      <w:r>
+        <w:rPr>
+          <w:color w:val="595959"/>
+          <w:sz w:val="20"/>
+        </w:rPr>
+        <w:t>učebny</w:t>
+      </w:r>
+      <w:proofErr w:type="spellEnd"/>
+      <w:r>
+        <w:rPr>
+          <w:color w:val="595959"/>
+          <w:sz w:val="20"/>
+        </w:rPr>
+        <w:t xml:space="preserve"> 210 / </w:t>
+      </w:r>
+      <w:proofErr w:type="gramStart"/>
+      <w:r>
+        <w:rPr>
+          <w:color w:val="595959"/>
+          <w:sz w:val="20"/>
+        </w:rPr>
+        <w:t>207  ·</w:t>
+      </w:r>
+      <w:proofErr w:type="gramEnd"/>
+      <w:r>
+        <w:rPr>
+          <w:color w:val="595959"/>
+          <w:sz w:val="20"/>
+        </w:rPr>
+        <w:t xml:space="preserve">  Ing. Jindřich Patera</w:t>
       </w:r>
     </w:p>
     <w:tbl>
@@ -1229,6 +1295,7 @@
         <w:t xml:space="preserve"> se </w:t>
       </w:r>
       <w:proofErr w:type="spellStart"/>
+      <w:proofErr w:type="gramStart"/>
       <w:r>
         <w:rPr>
           <w:i/>
@@ -1253,6 +1320,7 @@
         <w:t>nebo</w:t>
       </w:r>
       <w:proofErr w:type="spellEnd"/>
+      <w:proofErr w:type="gramEnd"/>
       <w:r>
         <w:rPr>
           <w:i/>
@@ -2058,7 +2126,25 @@
           <w:color w:val="1F4E79"/>
           <w:sz w:val="30"/>
         </w:rPr>
-        <w:t xml:space="preserve"> a </w:t>
+        <w:t xml:space="preserve"> </w:t>
+      </w:r>
+      <w:proofErr w:type="gramStart"/>
+      <w:r>
+        <w:rPr>
+          <w:b/>
+          <w:color w:val="1F4E79"/>
+          <w:sz w:val="30"/>
+        </w:rPr>
+        <w:t>a</w:t>
+      </w:r>
+      <w:proofErr w:type="gramEnd"/>
+      <w:r>
+        <w:rPr>
+          <w:b/>
+          <w:color w:val="1F4E79"/>
+          <w:sz w:val="30"/>
+        </w:rPr>
+        <w:t xml:space="preserve"> </w:t>
       </w:r>
       <w:proofErr w:type="spellStart"/>
       <w:r>
@@ -2193,7 +2279,15 @@
       </w:r>
       <w:proofErr w:type="spellEnd"/>
       <w:r>
-        <w:t xml:space="preserve">) a </w:t>
+        <w:t xml:space="preserve">) </w:t>
+      </w:r>
+      <w:proofErr w:type="gramStart"/>
+      <w:r>
+        <w:t>a</w:t>
+      </w:r>
+      <w:proofErr w:type="gramEnd"/>
+      <w:r>
+        <w:t xml:space="preserve"> </w:t>
       </w:r>
       <w:proofErr w:type="spellStart"/>
       <w:r>
@@ -2378,6 +2472,7 @@
               <w:t xml:space="preserve"> </w:t>
             </w:r>
             <w:proofErr w:type="spellStart"/>
+            <w:proofErr w:type="gramStart"/>
             <w:r>
               <w:rPr>
                 <w:rFonts w:ascii="Consolas" w:hAnsi="Consolas"/>
@@ -2391,7 +2486,15 @@
                 <w:rFonts w:ascii="Consolas" w:hAnsi="Consolas"/>
                 <w:sz w:val="21"/>
               </w:rPr>
-              <w:t>.&lt;/p&gt;</w:t>
+              <w:t>.&lt;</w:t>
+            </w:r>
+            <w:proofErr w:type="gramEnd"/>
+            <w:r>
+              <w:rPr>
+                <w:rFonts w:ascii="Consolas" w:hAnsi="Consolas"/>
+                <w:sz w:val="21"/>
+              </w:rPr>
+              <w:t>/p&gt;</w:t>
             </w:r>
           </w:p>
           <w:p>
@@ -2528,7 +2631,16 @@
           <w:color w:val="C05000"/>
           <w:sz w:val="23"/>
         </w:rPr>
-        <w:t xml:space="preserve"> 1  </w:t>
+        <w:t xml:space="preserve"> </w:t>
+      </w:r>
+      <w:proofErr w:type="gramStart"/>
+      <w:r>
+        <w:rPr>
+          <w:b/>
+          <w:color w:val="C05000"/>
+          <w:sz w:val="23"/>
+        </w:rPr>
+        <w:t xml:space="preserve">1  </w:t>
       </w:r>
       <w:proofErr w:type="spellStart"/>
       <w:r>
@@ -2539,6 +2651,7 @@
         <w:t>Přidej</w:t>
       </w:r>
       <w:proofErr w:type="spellEnd"/>
+      <w:proofErr w:type="gramEnd"/>
       <w:r>
         <w:rPr>
           <w:b/>
@@ -2592,7 +2705,23 @@
           <w:b/>
           <w:sz w:val="23"/>
         </w:rPr>
-        <w:t xml:space="preserve"> h2 a </w:t>
+        <w:t xml:space="preserve"> h2 </w:t>
+      </w:r>
+      <w:proofErr w:type="gramStart"/>
+      <w:r>
+        <w:rPr>
+          <w:b/>
+          <w:sz w:val="23"/>
+        </w:rPr>
+        <w:t>a</w:t>
+      </w:r>
+      <w:proofErr w:type="gramEnd"/>
+      <w:r>
+        <w:rPr>
+          <w:b/>
+          <w:sz w:val="23"/>
+        </w:rPr>
+        <w:t xml:space="preserve"> </w:t>
       </w:r>
       <w:proofErr w:type="spellStart"/>
       <w:r>
@@ -2721,7 +2850,16 @@
           <w:color w:val="C05000"/>
           <w:sz w:val="23"/>
         </w:rPr>
-        <w:t xml:space="preserve"> 2  </w:t>
+        <w:t xml:space="preserve"> </w:t>
+      </w:r>
+      <w:proofErr w:type="gramStart"/>
+      <w:r>
+        <w:rPr>
+          <w:b/>
+          <w:color w:val="C05000"/>
+          <w:sz w:val="23"/>
+        </w:rPr>
+        <w:t xml:space="preserve">2  </w:t>
       </w:r>
       <w:proofErr w:type="spellStart"/>
       <w:r>
@@ -2732,6 +2870,7 @@
         <w:t>Zkus</w:t>
       </w:r>
       <w:proofErr w:type="spellEnd"/>
+      <w:proofErr w:type="gramEnd"/>
       <w:r>
         <w:rPr>
           <w:b/>
@@ -3278,7 +3417,16 @@
           <w:color w:val="C05000"/>
           <w:sz w:val="23"/>
         </w:rPr>
-        <w:t xml:space="preserve"> 3  </w:t>
+        <w:t xml:space="preserve"> </w:t>
+      </w:r>
+      <w:proofErr w:type="gramStart"/>
+      <w:r>
+        <w:rPr>
+          <w:b/>
+          <w:color w:val="C05000"/>
+          <w:sz w:val="23"/>
+        </w:rPr>
+        <w:t xml:space="preserve">3  </w:t>
       </w:r>
       <w:proofErr w:type="spellStart"/>
       <w:r>
@@ -3289,6 +3437,7 @@
         <w:t>Přidej</w:t>
       </w:r>
       <w:proofErr w:type="spellEnd"/>
+      <w:proofErr w:type="gramEnd"/>
       <w:r>
         <w:rPr>
           <w:b/>
@@ -3614,7 +3763,23 @@
           <w:b/>
           <w:sz w:val="23"/>
         </w:rPr>
-        <w:t xml:space="preserve"> ul a </w:t>
+        <w:t xml:space="preserve"> ul </w:t>
+      </w:r>
+      <w:proofErr w:type="gramStart"/>
+      <w:r>
+        <w:rPr>
+          <w:b/>
+          <w:sz w:val="23"/>
+        </w:rPr>
+        <w:t>a</w:t>
+      </w:r>
+      <w:proofErr w:type="gramEnd"/>
+      <w:r>
+        <w:rPr>
+          <w:b/>
+          <w:sz w:val="23"/>
+        </w:rPr>
+        <w:t xml:space="preserve"> </w:t>
       </w:r>
       <w:proofErr w:type="spellStart"/>
       <w:r>
@@ -3832,7 +3997,23 @@
                 <w:rFonts w:ascii="Consolas" w:hAnsi="Consolas"/>
                 <w:sz w:val="21"/>
               </w:rPr>
-              <w:t>="https://www.ssemi.cz"&gt;SŠEMI&lt;/a&gt;.&lt;/p&gt;</w:t>
+              <w:t>="https://www.ssemi.cz"&gt;SŠEMI&lt;/a</w:t>
+            </w:r>
+            <w:proofErr w:type="gramStart"/>
+            <w:r>
+              <w:rPr>
+                <w:rFonts w:ascii="Consolas" w:hAnsi="Consolas"/>
+                <w:sz w:val="21"/>
+              </w:rPr>
+              <w:t>&gt;.&lt;</w:t>
+            </w:r>
+            <w:proofErr w:type="gramEnd"/>
+            <w:r>
+              <w:rPr>
+                <w:rFonts w:ascii="Consolas" w:hAnsi="Consolas"/>
+                <w:sz w:val="21"/>
+              </w:rPr>
+              <w:t>/p&gt;</w:t>
             </w:r>
           </w:p>
           <w:p>
@@ -3895,6 +4076,7 @@
               <w:t xml:space="preserve"> </w:t>
             </w:r>
             <w:proofErr w:type="spellStart"/>
+            <w:proofErr w:type="gramStart"/>
             <w:r>
               <w:rPr>
                 <w:rFonts w:ascii="Consolas" w:hAnsi="Consolas"/>
@@ -3908,7 +4090,15 @@
                 <w:rFonts w:ascii="Consolas" w:hAnsi="Consolas"/>
                 <w:sz w:val="21"/>
               </w:rPr>
-              <w:t>.&lt;/p&gt;</w:t>
+              <w:t>.&lt;</w:t>
+            </w:r>
+            <w:proofErr w:type="gramEnd"/>
+            <w:r>
+              <w:rPr>
+                <w:rFonts w:ascii="Consolas" w:hAnsi="Consolas"/>
+                <w:sz w:val="21"/>
+              </w:rPr>
+              <w:t>/p&gt;</w:t>
             </w:r>
           </w:p>
         </w:tc>
@@ -3939,7 +4129,16 @@
           <w:color w:val="C05000"/>
           <w:sz w:val="23"/>
         </w:rPr>
-        <w:t xml:space="preserve"> 4  </w:t>
+        <w:t xml:space="preserve"> </w:t>
+      </w:r>
+      <w:proofErr w:type="gramStart"/>
+      <w:r>
+        <w:rPr>
+          <w:b/>
+          <w:color w:val="C05000"/>
+          <w:sz w:val="23"/>
+        </w:rPr>
+        <w:t xml:space="preserve">4  </w:t>
       </w:r>
       <w:proofErr w:type="spellStart"/>
       <w:r>
@@ -3950,6 +4149,7 @@
         <w:t>Přidej</w:t>
       </w:r>
       <w:proofErr w:type="spellEnd"/>
+      <w:proofErr w:type="gramEnd"/>
       <w:r>
         <w:rPr>
           <w:b/>
@@ -4665,14 +4865,31 @@
           <w:color w:val="C05000"/>
           <w:sz w:val="23"/>
         </w:rPr>
-        <w:t xml:space="preserve"> 5  </w:t>
-      </w:r>
-      <w:r>
-        <w:rPr>
-          <w:b/>
-          <w:sz w:val="23"/>
-        </w:rPr>
-        <w:t xml:space="preserve">Co je alt a </w:t>
+        <w:t xml:space="preserve"> </w:t>
+      </w:r>
+      <w:proofErr w:type="gramStart"/>
+      <w:r>
+        <w:rPr>
+          <w:b/>
+          <w:color w:val="C05000"/>
+          <w:sz w:val="23"/>
+        </w:rPr>
+        <w:t xml:space="preserve">5  </w:t>
+      </w:r>
+      <w:r>
+        <w:rPr>
+          <w:b/>
+          <w:sz w:val="23"/>
+        </w:rPr>
+        <w:t>Co</w:t>
+      </w:r>
+      <w:proofErr w:type="gramEnd"/>
+      <w:r>
+        <w:rPr>
+          <w:b/>
+          <w:sz w:val="23"/>
+        </w:rPr>
+        <w:t xml:space="preserve"> je alt a </w:t>
       </w:r>
       <w:proofErr w:type="spellStart"/>
       <w:r>
@@ -5011,7 +5228,16 @@
           <w:color w:val="C05000"/>
           <w:sz w:val="23"/>
         </w:rPr>
-        <w:t xml:space="preserve"> 6  </w:t>
+        <w:t xml:space="preserve"> </w:t>
+      </w:r>
+      <w:proofErr w:type="gramStart"/>
+      <w:r>
+        <w:rPr>
+          <w:b/>
+          <w:color w:val="C05000"/>
+          <w:sz w:val="23"/>
+        </w:rPr>
+        <w:t xml:space="preserve">6  </w:t>
       </w:r>
       <w:proofErr w:type="spellStart"/>
       <w:r>
@@ -5022,6 +5248,7 @@
         <w:t>Přepiš</w:t>
       </w:r>
       <w:proofErr w:type="spellEnd"/>
+      <w:proofErr w:type="gramEnd"/>
       <w:r>
         <w:rPr>
           <w:b/>
@@ -5285,21 +5512,8 @@
       </w:r>
       <w:proofErr w:type="spellEnd"/>
       <w:r>
-        <w:t xml:space="preserve"> </w:t>
-      </w:r>
-      <w:proofErr w:type="spellStart"/>
-      <w:r>
-        <w:t>nebo</w:t>
-      </w:r>
-      <w:proofErr w:type="spellEnd"/>
-      <w:r>
-        <w:t xml:space="preserve"> text z </w:t>
-      </w:r>
-      <w:proofErr w:type="spellStart"/>
-      <w:r>
-        <w:t>atributu</w:t>
-      </w:r>
-      <w:proofErr w:type="spellEnd"/>
+        <w:t>.</w:t>
+      </w:r>
     </w:p>
     <w:p>
       <w:pPr>
@@ -5670,7 +5884,16 @@
           <w:color w:val="C05000"/>
           <w:sz w:val="23"/>
         </w:rPr>
-        <w:t xml:space="preserve"> 7  </w:t>
+        <w:t xml:space="preserve"> </w:t>
+      </w:r>
+      <w:proofErr w:type="gramStart"/>
+      <w:r>
+        <w:rPr>
+          <w:b/>
+          <w:color w:val="C05000"/>
+          <w:sz w:val="23"/>
+        </w:rPr>
+        <w:t xml:space="preserve">7  </w:t>
       </w:r>
       <w:proofErr w:type="spellStart"/>
       <w:r>
@@ -5681,6 +5904,7 @@
         <w:t>Jaká</w:t>
       </w:r>
       <w:proofErr w:type="spellEnd"/>
+      <w:proofErr w:type="gramEnd"/>
       <w:r>
         <w:rPr>
           <w:b/>
@@ -5825,6 +6049,9 @@
         <w:spacing w:after="240"/>
         <w:ind w:left="397"/>
       </w:pPr>
+      <w:r>
+        <w:t>file:///C:/Users/Filip/OneDrive%20-%20VO%C5%A0IS%20a%20S%C5%A0EMI/prg/2.%20rocnik%20prg/filipac21.github.io/about.html</w:t>
+      </w:r>
     </w:p>
     <w:p>
       <w:pPr>
@@ -5846,7 +6073,16 @@
           <w:color w:val="C05000"/>
           <w:sz w:val="23"/>
         </w:rPr>
-        <w:t xml:space="preserve"> 8  </w:t>
+        <w:t xml:space="preserve"> </w:t>
+      </w:r>
+      <w:proofErr w:type="gramStart"/>
+      <w:r>
+        <w:rPr>
+          <w:b/>
+          <w:color w:val="C05000"/>
+          <w:sz w:val="23"/>
+        </w:rPr>
+        <w:t xml:space="preserve">8  </w:t>
       </w:r>
       <w:proofErr w:type="spellStart"/>
       <w:r>
@@ -5857,6 +6093,7 @@
         <w:t>Přejmenuj</w:t>
       </w:r>
       <w:proofErr w:type="spellEnd"/>
+      <w:proofErr w:type="gramEnd"/>
       <w:r>
         <w:rPr>
           <w:b/>
@@ -6111,14 +6348,31 @@
           <w:color w:val="C05000"/>
           <w:sz w:val="23"/>
         </w:rPr>
-        <w:t xml:space="preserve"> 9  </w:t>
-      </w:r>
-      <w:r>
-        <w:rPr>
-          <w:b/>
-          <w:sz w:val="23"/>
-        </w:rPr>
-        <w:t xml:space="preserve">Co </w:t>
+        <w:t xml:space="preserve"> </w:t>
+      </w:r>
+      <w:proofErr w:type="gramStart"/>
+      <w:r>
+        <w:rPr>
+          <w:b/>
+          <w:color w:val="C05000"/>
+          <w:sz w:val="23"/>
+        </w:rPr>
+        <w:t xml:space="preserve">9  </w:t>
+      </w:r>
+      <w:r>
+        <w:rPr>
+          <w:b/>
+          <w:sz w:val="23"/>
+        </w:rPr>
+        <w:t>Co</w:t>
+      </w:r>
+      <w:proofErr w:type="gramEnd"/>
+      <w:r>
+        <w:rPr>
+          <w:b/>
+          <w:sz w:val="23"/>
+        </w:rPr>
+        <w:t xml:space="preserve"> </w:t>
       </w:r>
       <w:proofErr w:type="spellStart"/>
       <w:r>
@@ -6414,6 +6668,7 @@
         <w:t xml:space="preserve"> </w:t>
       </w:r>
       <w:proofErr w:type="spellStart"/>
+      <w:proofErr w:type="gramStart"/>
       <w:r>
         <w:t>tvar</w:t>
       </w:r>
@@ -6426,14 +6681,20 @@
         <w:t>selektor</w:t>
       </w:r>
       <w:proofErr w:type="spellEnd"/>
-      <w:r>
-        <w:t xml:space="preserve"> { </w:t>
+      <w:proofErr w:type="gramEnd"/>
+      <w:r>
+        <w:t xml:space="preserve"> </w:t>
+      </w:r>
+      <w:proofErr w:type="gramStart"/>
+      <w:r>
+        <w:t xml:space="preserve">{ </w:t>
       </w:r>
       <w:proofErr w:type="spellStart"/>
       <w:r>
         <w:t>vlastnost</w:t>
       </w:r>
       <w:proofErr w:type="spellEnd"/>
+      <w:proofErr w:type="gramEnd"/>
       <w:r>
         <w:t xml:space="preserve">: </w:t>
       </w:r>
@@ -6442,8 +6703,13 @@
         <w:t>hodnota</w:t>
       </w:r>
       <w:proofErr w:type="spellEnd"/>
-      <w:r>
-        <w:t xml:space="preserve">; }  — </w:t>
+      <w:proofErr w:type="gramStart"/>
+      <w:r>
+        <w:t>; }</w:t>
+      </w:r>
+      <w:proofErr w:type="gramEnd"/>
+      <w:r>
+        <w:t xml:space="preserve">  — </w:t>
       </w:r>
       <w:proofErr w:type="spellStart"/>
       <w:r>
@@ -6554,7 +6820,23 @@
                 <w:rFonts w:ascii="Consolas" w:hAnsi="Consolas"/>
                 <w:sz w:val="21"/>
               </w:rPr>
-              <w:t xml:space="preserve">  body { font-family: sans-serif; max-width: 700px; margin: 40px auto;</w:t>
+              <w:t xml:space="preserve">  body </w:t>
+            </w:r>
+            <w:proofErr w:type="gramStart"/>
+            <w:r>
+              <w:rPr>
+                <w:rFonts w:ascii="Consolas" w:hAnsi="Consolas"/>
+                <w:sz w:val="21"/>
+              </w:rPr>
+              <w:t>{ font</w:t>
+            </w:r>
+            <w:proofErr w:type="gramEnd"/>
+            <w:r>
+              <w:rPr>
+                <w:rFonts w:ascii="Consolas" w:hAnsi="Consolas"/>
+                <w:sz w:val="21"/>
+              </w:rPr>
+              <w:t>-family: sans-serif; max-width: 700px; margin: 40px auto;</w:t>
             </w:r>
           </w:p>
           <w:p>
@@ -6567,8 +6849,49 @@
                 <w:sz w:val="21"/>
               </w:rPr>
               <w:lastRenderedPageBreak/>
-              <w:t xml:space="preserve">         line-height: 1.5; color: #222; background: #fafafa; }</w:t>
-            </w:r>
+              <w:t xml:space="preserve">         line-height: 1.5; </w:t>
+            </w:r>
+            <w:proofErr w:type="gramStart"/>
+            <w:r>
+              <w:rPr>
+                <w:rFonts w:ascii="Consolas" w:hAnsi="Consolas"/>
+                <w:sz w:val="21"/>
+              </w:rPr>
+              <w:t>color: #</w:t>
+            </w:r>
+            <w:proofErr w:type="gramEnd"/>
+            <w:r>
+              <w:rPr>
+                <w:rFonts w:ascii="Consolas" w:hAnsi="Consolas"/>
+                <w:sz w:val="21"/>
+              </w:rPr>
+              <w:t xml:space="preserve">222; </w:t>
+            </w:r>
+            <w:proofErr w:type="gramStart"/>
+            <w:r>
+              <w:rPr>
+                <w:rFonts w:ascii="Consolas" w:hAnsi="Consolas"/>
+                <w:sz w:val="21"/>
+              </w:rPr>
+              <w:t>background: #</w:t>
+            </w:r>
+            <w:proofErr w:type="gramEnd"/>
+            <w:r>
+              <w:rPr>
+                <w:rFonts w:ascii="Consolas" w:hAnsi="Consolas"/>
+                <w:sz w:val="21"/>
+              </w:rPr>
+              <w:t>fafafa</w:t>
+            </w:r>
+            <w:proofErr w:type="gramStart"/>
+            <w:r>
+              <w:rPr>
+                <w:rFonts w:ascii="Consolas" w:hAnsi="Consolas"/>
+                <w:sz w:val="21"/>
+              </w:rPr>
+              <w:t>; }</w:t>
+            </w:r>
+            <w:proofErr w:type="gramEnd"/>
           </w:p>
           <w:p>
             <w:pPr>
@@ -6579,8 +6902,33 @@
                 <w:rFonts w:ascii="Consolas" w:hAnsi="Consolas"/>
                 <w:sz w:val="21"/>
               </w:rPr>
-              <w:t xml:space="preserve">  h1   { color: #1f4e79; }</w:t>
-            </w:r>
+              <w:t xml:space="preserve">  h1</w:t>
+            </w:r>
+            <w:proofErr w:type="gramStart"/>
+            <w:r>
+              <w:rPr>
+                <w:rFonts w:ascii="Consolas" w:hAnsi="Consolas"/>
+                <w:sz w:val="21"/>
+              </w:rPr>
+              <w:t xml:space="preserve">   {</w:t>
+            </w:r>
+            <w:proofErr w:type="gramEnd"/>
+            <w:r>
+              <w:rPr>
+                <w:rFonts w:ascii="Consolas" w:hAnsi="Consolas"/>
+                <w:sz w:val="21"/>
+              </w:rPr>
+              <w:t xml:space="preserve"> color: #1f4e79</w:t>
+            </w:r>
+            <w:proofErr w:type="gramStart"/>
+            <w:r>
+              <w:rPr>
+                <w:rFonts w:ascii="Consolas" w:hAnsi="Consolas"/>
+                <w:sz w:val="21"/>
+              </w:rPr>
+              <w:t>; }</w:t>
+            </w:r>
+            <w:proofErr w:type="gramEnd"/>
           </w:p>
           <w:p>
             <w:pPr>
@@ -6591,8 +6939,33 @@
                 <w:rFonts w:ascii="Consolas" w:hAnsi="Consolas"/>
                 <w:sz w:val="21"/>
               </w:rPr>
-              <w:t xml:space="preserve">  a    { color: #c05000; }</w:t>
-            </w:r>
+              <w:t xml:space="preserve">  a </w:t>
+            </w:r>
+            <w:proofErr w:type="gramStart"/>
+            <w:r>
+              <w:rPr>
+                <w:rFonts w:ascii="Consolas" w:hAnsi="Consolas"/>
+                <w:sz w:val="21"/>
+              </w:rPr>
+              <w:t xml:space="preserve">   {</w:t>
+            </w:r>
+            <w:proofErr w:type="gramEnd"/>
+            <w:r>
+              <w:rPr>
+                <w:rFonts w:ascii="Consolas" w:hAnsi="Consolas"/>
+                <w:sz w:val="21"/>
+              </w:rPr>
+              <w:t xml:space="preserve"> color: #c05000</w:t>
+            </w:r>
+            <w:proofErr w:type="gramStart"/>
+            <w:r>
+              <w:rPr>
+                <w:rFonts w:ascii="Consolas" w:hAnsi="Consolas"/>
+                <w:sz w:val="21"/>
+              </w:rPr>
+              <w:t>; }</w:t>
+            </w:r>
+            <w:proofErr w:type="gramEnd"/>
           </w:p>
           <w:p>
             <w:pPr>
@@ -6606,6 +6979,7 @@
               <w:t xml:space="preserve">  </w:t>
             </w:r>
             <w:proofErr w:type="spellStart"/>
+            <w:proofErr w:type="gramStart"/>
             <w:r>
               <w:rPr>
                 <w:rFonts w:ascii="Consolas" w:hAnsi="Consolas"/>
@@ -6619,8 +6993,25 @@
                 <w:rFonts w:ascii="Consolas" w:hAnsi="Consolas"/>
                 <w:sz w:val="21"/>
               </w:rPr>
-              <w:t xml:space="preserve">  { border-radius: 8px; }</w:t>
-            </w:r>
+              <w:t xml:space="preserve">  {</w:t>
+            </w:r>
+            <w:proofErr w:type="gramEnd"/>
+            <w:r>
+              <w:rPr>
+                <w:rFonts w:ascii="Consolas" w:hAnsi="Consolas"/>
+                <w:sz w:val="21"/>
+              </w:rPr>
+              <w:t xml:space="preserve"> border-radius: 8px</w:t>
+            </w:r>
+            <w:proofErr w:type="gramStart"/>
+            <w:r>
+              <w:rPr>
+                <w:rFonts w:ascii="Consolas" w:hAnsi="Consolas"/>
+                <w:sz w:val="21"/>
+              </w:rPr>
+              <w:t>; }</w:t>
+            </w:r>
+            <w:proofErr w:type="gramEnd"/>
           </w:p>
           <w:p>
             <w:pPr>
@@ -6662,7 +7053,16 @@
           <w:color w:val="C05000"/>
           <w:sz w:val="23"/>
         </w:rPr>
-        <w:t xml:space="preserve"> 10  </w:t>
+        <w:t xml:space="preserve"> </w:t>
+      </w:r>
+      <w:proofErr w:type="gramStart"/>
+      <w:r>
+        <w:rPr>
+          <w:b/>
+          <w:color w:val="C05000"/>
+          <w:sz w:val="23"/>
+        </w:rPr>
+        <w:t xml:space="preserve">10  </w:t>
       </w:r>
       <w:proofErr w:type="spellStart"/>
       <w:r>
@@ -6673,6 +7073,7 @@
         <w:t>Změň</w:t>
       </w:r>
       <w:proofErr w:type="spellEnd"/>
+      <w:proofErr w:type="gramEnd"/>
       <w:r>
         <w:rPr>
           <w:b/>
@@ -6840,7 +7241,16 @@
           <w:color w:val="C05000"/>
           <w:sz w:val="23"/>
         </w:rPr>
-        <w:t xml:space="preserve"> 11  </w:t>
+        <w:t xml:space="preserve"> </w:t>
+      </w:r>
+      <w:proofErr w:type="gramStart"/>
+      <w:r>
+        <w:rPr>
+          <w:b/>
+          <w:color w:val="C05000"/>
+          <w:sz w:val="23"/>
+        </w:rPr>
+        <w:t xml:space="preserve">11  </w:t>
       </w:r>
       <w:proofErr w:type="spellStart"/>
       <w:r>
@@ -6851,14 +7261,16 @@
         <w:t>Přidej</w:t>
       </w:r>
       <w:proofErr w:type="spellEnd"/>
-      <w:r>
-        <w:rPr>
-          <w:b/>
-          <w:sz w:val="23"/>
-        </w:rPr>
-        <w:t xml:space="preserve"> </w:t>
-      </w:r>
-      <w:proofErr w:type="spellStart"/>
+      <w:proofErr w:type="gramEnd"/>
+      <w:r>
+        <w:rPr>
+          <w:b/>
+          <w:sz w:val="23"/>
+        </w:rPr>
+        <w:t xml:space="preserve"> </w:t>
+      </w:r>
+      <w:proofErr w:type="spellStart"/>
+      <w:proofErr w:type="gramStart"/>
       <w:r>
         <w:rPr>
           <w:b/>
@@ -6872,7 +7284,47 @@
           <w:b/>
           <w:sz w:val="23"/>
         </w:rPr>
-        <w:t xml:space="preserve">  h2 { border-bottom: 2px solid #ddd; }  Co to </w:t>
+        <w:t xml:space="preserve">  h</w:t>
+      </w:r>
+      <w:proofErr w:type="gramEnd"/>
+      <w:r>
+        <w:rPr>
+          <w:b/>
+          <w:sz w:val="23"/>
+        </w:rPr>
+        <w:t xml:space="preserve">2 </w:t>
+      </w:r>
+      <w:proofErr w:type="gramStart"/>
+      <w:r>
+        <w:rPr>
+          <w:b/>
+          <w:sz w:val="23"/>
+        </w:rPr>
+        <w:t>{ border</w:t>
+      </w:r>
+      <w:proofErr w:type="gramEnd"/>
+      <w:r>
+        <w:rPr>
+          <w:b/>
+          <w:sz w:val="23"/>
+        </w:rPr>
+        <w:t>-bottom: 2px solid #ddd</w:t>
+      </w:r>
+      <w:proofErr w:type="gramStart"/>
+      <w:r>
+        <w:rPr>
+          <w:b/>
+          <w:sz w:val="23"/>
+        </w:rPr>
+        <w:t>; }</w:t>
+      </w:r>
+      <w:proofErr w:type="gramEnd"/>
+      <w:r>
+        <w:rPr>
+          <w:b/>
+          <w:sz w:val="23"/>
+        </w:rPr>
+        <w:t xml:space="preserve">  Co to </w:t>
       </w:r>
       <w:proofErr w:type="spellStart"/>
       <w:r>
@@ -7025,7 +7477,16 @@
           <w:color w:val="C05000"/>
           <w:sz w:val="23"/>
         </w:rPr>
-        <w:t xml:space="preserve"> 12  </w:t>
+        <w:t xml:space="preserve"> </w:t>
+      </w:r>
+      <w:proofErr w:type="gramStart"/>
+      <w:r>
+        <w:rPr>
+          <w:b/>
+          <w:color w:val="C05000"/>
+          <w:sz w:val="23"/>
+        </w:rPr>
+        <w:t xml:space="preserve">12  </w:t>
       </w:r>
       <w:proofErr w:type="spellStart"/>
       <w:r>
@@ -7036,6 +7497,7 @@
         <w:t>Vyber</w:t>
       </w:r>
       <w:proofErr w:type="spellEnd"/>
+      <w:proofErr w:type="gramEnd"/>
       <w:r>
         <w:rPr>
           <w:b/>
@@ -7603,14 +8065,31 @@
           <w:color w:val="C05000"/>
           <w:sz w:val="23"/>
         </w:rPr>
-        <w:t xml:space="preserve"> 13  </w:t>
-      </w:r>
-      <w:r>
-        <w:rPr>
-          <w:b/>
-          <w:sz w:val="23"/>
-        </w:rPr>
-        <w:t xml:space="preserve">Co se </w:t>
+        <w:t xml:space="preserve"> </w:t>
+      </w:r>
+      <w:proofErr w:type="gramStart"/>
+      <w:r>
+        <w:rPr>
+          <w:b/>
+          <w:color w:val="C05000"/>
+          <w:sz w:val="23"/>
+        </w:rPr>
+        <w:t xml:space="preserve">13  </w:t>
+      </w:r>
+      <w:r>
+        <w:rPr>
+          <w:b/>
+          <w:sz w:val="23"/>
+        </w:rPr>
+        <w:t>Co</w:t>
+      </w:r>
+      <w:proofErr w:type="gramEnd"/>
+      <w:r>
+        <w:rPr>
+          <w:b/>
+          <w:sz w:val="23"/>
+        </w:rPr>
+        <w:t xml:space="preserve"> se </w:t>
       </w:r>
       <w:proofErr w:type="spellStart"/>
       <w:r>
@@ -7763,14 +8242,31 @@
           <w:color w:val="C05000"/>
           <w:sz w:val="23"/>
         </w:rPr>
-        <w:t xml:space="preserve"> 14  </w:t>
-      </w:r>
-      <w:r>
-        <w:rPr>
-          <w:b/>
-          <w:sz w:val="23"/>
-        </w:rPr>
-        <w:t xml:space="preserve">V Elements </w:t>
+        <w:t xml:space="preserve"> </w:t>
+      </w:r>
+      <w:proofErr w:type="gramStart"/>
+      <w:r>
+        <w:rPr>
+          <w:b/>
+          <w:color w:val="C05000"/>
+          <w:sz w:val="23"/>
+        </w:rPr>
+        <w:t xml:space="preserve">14  </w:t>
+      </w:r>
+      <w:r>
+        <w:rPr>
+          <w:b/>
+          <w:sz w:val="23"/>
+        </w:rPr>
+        <w:t>V</w:t>
+      </w:r>
+      <w:proofErr w:type="gramEnd"/>
+      <w:r>
+        <w:rPr>
+          <w:b/>
+          <w:sz w:val="23"/>
+        </w:rPr>
+        <w:t xml:space="preserve"> Elements </w:t>
       </w:r>
       <w:proofErr w:type="spellStart"/>
       <w:r>
@@ -8499,7 +8995,16 @@
           <w:color w:val="C05000"/>
           <w:sz w:val="23"/>
         </w:rPr>
-        <w:t xml:space="preserve"> 15  </w:t>
+        <w:t xml:space="preserve"> </w:t>
+      </w:r>
+      <w:proofErr w:type="gramStart"/>
+      <w:r>
+        <w:rPr>
+          <w:b/>
+          <w:color w:val="C05000"/>
+          <w:sz w:val="23"/>
+        </w:rPr>
+        <w:t xml:space="preserve">15  </w:t>
       </w:r>
       <w:proofErr w:type="spellStart"/>
       <w:r>
@@ -8510,6 +9015,7 @@
         <w:t>Kolik</w:t>
       </w:r>
       <w:proofErr w:type="spellEnd"/>
+      <w:proofErr w:type="gramEnd"/>
       <w:r>
         <w:rPr>
           <w:b/>
@@ -9080,7 +9586,16 @@
           <w:color w:val="C05000"/>
           <w:sz w:val="23"/>
         </w:rPr>
-        <w:t xml:space="preserve"> 16  </w:t>
+        <w:t xml:space="preserve"> </w:t>
+      </w:r>
+      <w:proofErr w:type="gramStart"/>
+      <w:r>
+        <w:rPr>
+          <w:b/>
+          <w:color w:val="C05000"/>
+          <w:sz w:val="23"/>
+        </w:rPr>
+        <w:t xml:space="preserve">16  </w:t>
       </w:r>
       <w:proofErr w:type="spellStart"/>
       <w:r>
@@ -9091,6 +9606,7 @@
         <w:t>Tabulka</w:t>
       </w:r>
       <w:proofErr w:type="spellEnd"/>
+      <w:proofErr w:type="gramEnd"/>
       <w:r>
         <w:rPr>
           <w:b/>
@@ -9460,13 +9976,31 @@
             <w:pPr>
               <w:spacing w:after="0"/>
             </w:pPr>
+            <w:proofErr w:type="gramStart"/>
             <w:r>
               <w:rPr>
                 <w:rFonts w:ascii="Consolas" w:hAnsi="Consolas"/>
                 <w:sz w:val="21"/>
               </w:rPr>
-              <w:t>table  { border-collapse: collapse; }</w:t>
-            </w:r>
+              <w:t>table  {</w:t>
+            </w:r>
+            <w:proofErr w:type="gramEnd"/>
+            <w:r>
+              <w:rPr>
+                <w:rFonts w:ascii="Consolas" w:hAnsi="Consolas"/>
+                <w:sz w:val="21"/>
+              </w:rPr>
+              <w:t xml:space="preserve"> border-collapse: collapse</w:t>
+            </w:r>
+            <w:proofErr w:type="gramStart"/>
+            <w:r>
+              <w:rPr>
+                <w:rFonts w:ascii="Consolas" w:hAnsi="Consolas"/>
+                <w:sz w:val="21"/>
+              </w:rPr>
+              <w:t>; }</w:t>
+            </w:r>
+            <w:proofErr w:type="gramEnd"/>
           </w:p>
           <w:p>
             <w:pPr>
@@ -9493,8 +10027,33 @@
                 <w:rFonts w:ascii="Consolas" w:hAnsi="Consolas"/>
                 <w:sz w:val="21"/>
               </w:rPr>
-              <w:t xml:space="preserve"> { border: 1px solid #ccc; padding: 4px 8px; }</w:t>
-            </w:r>
+              <w:t xml:space="preserve"> </w:t>
+            </w:r>
+            <w:proofErr w:type="gramStart"/>
+            <w:r>
+              <w:rPr>
+                <w:rFonts w:ascii="Consolas" w:hAnsi="Consolas"/>
+                <w:sz w:val="21"/>
+              </w:rPr>
+              <w:t>{ border</w:t>
+            </w:r>
+            <w:proofErr w:type="gramEnd"/>
+            <w:r>
+              <w:rPr>
+                <w:rFonts w:ascii="Consolas" w:hAnsi="Consolas"/>
+                <w:sz w:val="21"/>
+              </w:rPr>
+              <w:t>: 1px solid #ccc; padding: 4px 8px</w:t>
+            </w:r>
+            <w:proofErr w:type="gramStart"/>
+            <w:r>
+              <w:rPr>
+                <w:rFonts w:ascii="Consolas" w:hAnsi="Consolas"/>
+                <w:sz w:val="21"/>
+              </w:rPr>
+              <w:t>; }</w:t>
+            </w:r>
+            <w:proofErr w:type="gramEnd"/>
           </w:p>
         </w:tc>
       </w:tr>
@@ -9599,7 +10158,16 @@
           <w:color w:val="C05000"/>
           <w:sz w:val="23"/>
         </w:rPr>
-        <w:t xml:space="preserve"> 17  </w:t>
+        <w:t xml:space="preserve"> </w:t>
+      </w:r>
+      <w:proofErr w:type="gramStart"/>
+      <w:r>
+        <w:rPr>
+          <w:b/>
+          <w:color w:val="C05000"/>
+          <w:sz w:val="23"/>
+        </w:rPr>
+        <w:t xml:space="preserve">17  </w:t>
       </w:r>
       <w:proofErr w:type="spellStart"/>
       <w:r>
@@ -9610,6 +10178,7 @@
         <w:t>Patička</w:t>
       </w:r>
       <w:proofErr w:type="spellEnd"/>
+      <w:proofErr w:type="gramEnd"/>
       <w:r>
         <w:rPr>
           <w:b/>
@@ -9647,7 +10216,31 @@
           <w:b/>
           <w:sz w:val="23"/>
         </w:rPr>
-        <w:t xml:space="preserve"> SŠEMI, 2026.&lt;/p&gt;&lt;/footer&gt;  </w:t>
+        <w:t xml:space="preserve"> SŠEMI, </w:t>
+      </w:r>
+      <w:proofErr w:type="gramStart"/>
+      <w:r>
+        <w:rPr>
+          <w:b/>
+          <w:sz w:val="23"/>
+        </w:rPr>
+        <w:t>2026.&lt;</w:t>
+      </w:r>
+      <w:proofErr w:type="gramEnd"/>
+      <w:r>
+        <w:rPr>
+          <w:b/>
+          <w:sz w:val="23"/>
+        </w:rPr>
+        <w:t>/p&gt;&lt;/footer</w:t>
+      </w:r>
+      <w:proofErr w:type="gramStart"/>
+      <w:r>
+        <w:rPr>
+          <w:b/>
+          <w:sz w:val="23"/>
+        </w:rPr>
+        <w:t xml:space="preserve">&gt;  </w:t>
       </w:r>
       <w:proofErr w:type="spellStart"/>
       <w:r>
@@ -9658,6 +10251,7 @@
         <w:t>na</w:t>
       </w:r>
       <w:proofErr w:type="spellEnd"/>
+      <w:proofErr w:type="gramEnd"/>
       <w:r>
         <w:rPr>
           <w:b/>
@@ -9759,7 +10353,16 @@
           <w:color w:val="C05000"/>
           <w:sz w:val="23"/>
         </w:rPr>
-        <w:t xml:space="preserve"> 18  </w:t>
+        <w:t xml:space="preserve"> </w:t>
+      </w:r>
+      <w:proofErr w:type="gramStart"/>
+      <w:r>
+        <w:rPr>
+          <w:b/>
+          <w:color w:val="C05000"/>
+          <w:sz w:val="23"/>
+        </w:rPr>
+        <w:t xml:space="preserve">18  </w:t>
       </w:r>
       <w:proofErr w:type="spellStart"/>
       <w:r>
@@ -9770,6 +10373,7 @@
         <w:t>Změň</w:t>
       </w:r>
       <w:proofErr w:type="spellEnd"/>
+      <w:proofErr w:type="gramEnd"/>
       <w:r>
         <w:rPr>
           <w:b/>
@@ -9791,7 +10395,23 @@
           <w:b/>
           <w:sz w:val="23"/>
         </w:rPr>
-        <w:t xml:space="preserve">:  font-family: Georgia, serif;  Co </w:t>
+        <w:t xml:space="preserve">:  font-family: Georgia, </w:t>
+      </w:r>
+      <w:proofErr w:type="gramStart"/>
+      <w:r>
+        <w:rPr>
+          <w:b/>
+          <w:sz w:val="23"/>
+        </w:rPr>
+        <w:t>serif;  Co</w:t>
+      </w:r>
+      <w:proofErr w:type="gramEnd"/>
+      <w:r>
+        <w:rPr>
+          <w:b/>
+          <w:sz w:val="23"/>
+        </w:rPr>
+        <w:t xml:space="preserve"> </w:t>
       </w:r>
       <w:proofErr w:type="spellStart"/>
       <w:r>
@@ -10780,6 +11400,7 @@
               <w:t xml:space="preserve"> </w:t>
             </w:r>
             <w:proofErr w:type="spellStart"/>
+            <w:proofErr w:type="gramStart"/>
             <w:r>
               <w:rPr>
                 <w:sz w:val="19"/>
@@ -10791,7 +11412,14 @@
               <w:rPr>
                 <w:sz w:val="19"/>
               </w:rPr>
-              <w:t xml:space="preserve"> } a </w:t>
+              <w:t xml:space="preserve"> }</w:t>
+            </w:r>
+            <w:proofErr w:type="gramEnd"/>
+            <w:r>
+              <w:rPr>
+                <w:sz w:val="19"/>
+              </w:rPr>
+              <w:t xml:space="preserve"> a </w:t>
             </w:r>
             <w:proofErr w:type="spellStart"/>
             <w:r>
@@ -12333,7 +12961,39 @@
         <w:color w:val="595959"/>
         <w:sz w:val="16"/>
       </w:rPr>
-      <w:t>PRG-03  ·  IT2 2026/27  ·  SŠEMI</w:t>
+      <w:t>PRG-</w:t>
+    </w:r>
+    <w:proofErr w:type="gramStart"/>
+    <w:r>
+      <w:rPr>
+        <w:color w:val="595959"/>
+        <w:sz w:val="16"/>
+      </w:rPr>
+      <w:t>03  ·</w:t>
+    </w:r>
+    <w:proofErr w:type="gramEnd"/>
+    <w:r>
+      <w:rPr>
+        <w:color w:val="595959"/>
+        <w:sz w:val="16"/>
+      </w:rPr>
+      <w:t xml:space="preserve">  IT2 2026/</w:t>
+    </w:r>
+    <w:proofErr w:type="gramStart"/>
+    <w:r>
+      <w:rPr>
+        <w:color w:val="595959"/>
+        <w:sz w:val="16"/>
+      </w:rPr>
+      <w:t>27  ·</w:t>
+    </w:r>
+    <w:proofErr w:type="gramEnd"/>
+    <w:r>
+      <w:rPr>
+        <w:color w:val="595959"/>
+        <w:sz w:val="16"/>
+      </w:rPr>
+      <w:t xml:space="preserve">  SŠEMI</w:t>
     </w:r>
   </w:p>
 </w:ftr>

--- a/2. rocnik prg/13-PRG-03_z-hello-world-na-osobni-stranku.docx
+++ b/2. rocnik prg/13-PRG-03_z-hello-world-na-osobni-stranku.docx
@@ -12,25 +12,7 @@
           <w:color w:val="595959"/>
           <w:sz w:val="20"/>
         </w:rPr>
-        <w:t xml:space="preserve">PRACOVNÍ </w:t>
-      </w:r>
-      <w:proofErr w:type="gramStart"/>
-      <w:r>
-        <w:rPr>
-          <w:b/>
-          <w:color w:val="595959"/>
-          <w:sz w:val="20"/>
-        </w:rPr>
-        <w:t>LIST  PRG</w:t>
-      </w:r>
-      <w:proofErr w:type="gramEnd"/>
-      <w:r>
-        <w:rPr>
-          <w:b/>
-          <w:color w:val="595959"/>
-          <w:sz w:val="20"/>
-        </w:rPr>
-        <w:t>-03</w:t>
+        <w:t>PRACOVNÍ LIST  PRG-03</w:t>
       </w:r>
     </w:p>
     <w:p>
@@ -107,23 +89,23 @@
           <w:color w:val="595959"/>
           <w:sz w:val="20"/>
         </w:rPr>
-        <w:t xml:space="preserve"> IT</w:t>
-      </w:r>
-      <w:proofErr w:type="gramStart"/>
+        <w:t xml:space="preserve"> IT2  ·  </w:t>
+      </w:r>
+      <w:proofErr w:type="spellStart"/>
       <w:r>
         <w:rPr>
           <w:color w:val="595959"/>
           <w:sz w:val="20"/>
         </w:rPr>
-        <w:t>2  ·</w:t>
-      </w:r>
-      <w:proofErr w:type="gramEnd"/>
+        <w:t>út</w:t>
+      </w:r>
+      <w:proofErr w:type="spellEnd"/>
       <w:r>
         <w:rPr>
           <w:color w:val="595959"/>
           <w:sz w:val="20"/>
         </w:rPr>
-        <w:t xml:space="preserve">  </w:t>
+        <w:t xml:space="preserve"> 15. 9. (Aj2) / st 16. 9. 2026 (Aj1), 10:00–11:35  ·  </w:t>
       </w:r>
       <w:proofErr w:type="spellStart"/>
       <w:r>
@@ -131,7 +113,7 @@
           <w:color w:val="595959"/>
           <w:sz w:val="20"/>
         </w:rPr>
-        <w:t>út</w:t>
+        <w:t>učebny</w:t>
       </w:r>
       <w:proofErr w:type="spellEnd"/>
       <w:r>
@@ -139,55 +121,7 @@
           <w:color w:val="595959"/>
           <w:sz w:val="20"/>
         </w:rPr>
-        <w:t xml:space="preserve"> 15. 9. (Aj2) / st 16. 9. 2026 (Aj1), 10:00–11:</w:t>
-      </w:r>
-      <w:proofErr w:type="gramStart"/>
-      <w:r>
-        <w:rPr>
-          <w:color w:val="595959"/>
-          <w:sz w:val="20"/>
-        </w:rPr>
-        <w:t>35  ·</w:t>
-      </w:r>
-      <w:proofErr w:type="gramEnd"/>
-      <w:r>
-        <w:rPr>
-          <w:color w:val="595959"/>
-          <w:sz w:val="20"/>
-        </w:rPr>
-        <w:t xml:space="preserve">  </w:t>
-      </w:r>
-      <w:proofErr w:type="spellStart"/>
-      <w:r>
-        <w:rPr>
-          <w:color w:val="595959"/>
-          <w:sz w:val="20"/>
-        </w:rPr>
-        <w:t>učebny</w:t>
-      </w:r>
-      <w:proofErr w:type="spellEnd"/>
-      <w:r>
-        <w:rPr>
-          <w:color w:val="595959"/>
-          <w:sz w:val="20"/>
-        </w:rPr>
-        <w:t xml:space="preserve"> 210 / </w:t>
-      </w:r>
-      <w:proofErr w:type="gramStart"/>
-      <w:r>
-        <w:rPr>
-          <w:color w:val="595959"/>
-          <w:sz w:val="20"/>
-        </w:rPr>
-        <w:t>207  ·</w:t>
-      </w:r>
-      <w:proofErr w:type="gramEnd"/>
-      <w:r>
-        <w:rPr>
-          <w:color w:val="595959"/>
-          <w:sz w:val="20"/>
-        </w:rPr>
-        <w:t xml:space="preserve">  Ing. Jindřich Patera</w:t>
+        <w:t xml:space="preserve"> 210 / 207  ·  Ing. Jindřich Patera</w:t>
       </w:r>
     </w:p>
     <w:tbl>
@@ -1295,7 +1229,6 @@
         <w:t xml:space="preserve"> se </w:t>
       </w:r>
       <w:proofErr w:type="spellStart"/>
-      <w:proofErr w:type="gramStart"/>
       <w:r>
         <w:rPr>
           <w:i/>
@@ -1320,7 +1253,6 @@
         <w:t>nebo</w:t>
       </w:r>
       <w:proofErr w:type="spellEnd"/>
-      <w:proofErr w:type="gramEnd"/>
       <w:r>
         <w:rPr>
           <w:i/>
@@ -2126,25 +2058,7 @@
           <w:color w:val="1F4E79"/>
           <w:sz w:val="30"/>
         </w:rPr>
-        <w:t xml:space="preserve"> </w:t>
-      </w:r>
-      <w:proofErr w:type="gramStart"/>
-      <w:r>
-        <w:rPr>
-          <w:b/>
-          <w:color w:val="1F4E79"/>
-          <w:sz w:val="30"/>
-        </w:rPr>
-        <w:t>a</w:t>
-      </w:r>
-      <w:proofErr w:type="gramEnd"/>
-      <w:r>
-        <w:rPr>
-          <w:b/>
-          <w:color w:val="1F4E79"/>
-          <w:sz w:val="30"/>
-        </w:rPr>
-        <w:t xml:space="preserve"> </w:t>
+        <w:t xml:space="preserve"> a </w:t>
       </w:r>
       <w:proofErr w:type="spellStart"/>
       <w:r>
@@ -2279,15 +2193,7 @@
       </w:r>
       <w:proofErr w:type="spellEnd"/>
       <w:r>
-        <w:t xml:space="preserve">) </w:t>
-      </w:r>
-      <w:proofErr w:type="gramStart"/>
-      <w:r>
-        <w:t>a</w:t>
-      </w:r>
-      <w:proofErr w:type="gramEnd"/>
-      <w:r>
-        <w:t xml:space="preserve"> </w:t>
+        <w:t xml:space="preserve">) a </w:t>
       </w:r>
       <w:proofErr w:type="spellStart"/>
       <w:r>
@@ -2472,7 +2378,6 @@
               <w:t xml:space="preserve"> </w:t>
             </w:r>
             <w:proofErr w:type="spellStart"/>
-            <w:proofErr w:type="gramStart"/>
             <w:r>
               <w:rPr>
                 <w:rFonts w:ascii="Consolas" w:hAnsi="Consolas"/>
@@ -2486,15 +2391,7 @@
                 <w:rFonts w:ascii="Consolas" w:hAnsi="Consolas"/>
                 <w:sz w:val="21"/>
               </w:rPr>
-              <w:t>.&lt;</w:t>
-            </w:r>
-            <w:proofErr w:type="gramEnd"/>
-            <w:r>
-              <w:rPr>
-                <w:rFonts w:ascii="Consolas" w:hAnsi="Consolas"/>
-                <w:sz w:val="21"/>
-              </w:rPr>
-              <w:t>/p&gt;</w:t>
+              <w:t>.&lt;/p&gt;</w:t>
             </w:r>
           </w:p>
           <w:p>
@@ -2631,16 +2528,7 @@
           <w:color w:val="C05000"/>
           <w:sz w:val="23"/>
         </w:rPr>
-        <w:t xml:space="preserve"> </w:t>
-      </w:r>
-      <w:proofErr w:type="gramStart"/>
-      <w:r>
-        <w:rPr>
-          <w:b/>
-          <w:color w:val="C05000"/>
-          <w:sz w:val="23"/>
-        </w:rPr>
-        <w:t xml:space="preserve">1  </w:t>
+        <w:t xml:space="preserve"> 1  </w:t>
       </w:r>
       <w:proofErr w:type="spellStart"/>
       <w:r>
@@ -2651,7 +2539,6 @@
         <w:t>Přidej</w:t>
       </w:r>
       <w:proofErr w:type="spellEnd"/>
-      <w:proofErr w:type="gramEnd"/>
       <w:r>
         <w:rPr>
           <w:b/>
@@ -2705,23 +2592,7 @@
           <w:b/>
           <w:sz w:val="23"/>
         </w:rPr>
-        <w:t xml:space="preserve"> h2 </w:t>
-      </w:r>
-      <w:proofErr w:type="gramStart"/>
-      <w:r>
-        <w:rPr>
-          <w:b/>
-          <w:sz w:val="23"/>
-        </w:rPr>
-        <w:t>a</w:t>
-      </w:r>
-      <w:proofErr w:type="gramEnd"/>
-      <w:r>
-        <w:rPr>
-          <w:b/>
-          <w:sz w:val="23"/>
-        </w:rPr>
-        <w:t xml:space="preserve"> </w:t>
+        <w:t xml:space="preserve"> h2 a </w:t>
       </w:r>
       <w:proofErr w:type="spellStart"/>
       <w:r>
@@ -2850,16 +2721,7 @@
           <w:color w:val="C05000"/>
           <w:sz w:val="23"/>
         </w:rPr>
-        <w:t xml:space="preserve"> </w:t>
-      </w:r>
-      <w:proofErr w:type="gramStart"/>
-      <w:r>
-        <w:rPr>
-          <w:b/>
-          <w:color w:val="C05000"/>
-          <w:sz w:val="23"/>
-        </w:rPr>
-        <w:t xml:space="preserve">2  </w:t>
+        <w:t xml:space="preserve"> 2  </w:t>
       </w:r>
       <w:proofErr w:type="spellStart"/>
       <w:r>
@@ -2870,7 +2732,6 @@
         <w:t>Zkus</w:t>
       </w:r>
       <w:proofErr w:type="spellEnd"/>
-      <w:proofErr w:type="gramEnd"/>
       <w:r>
         <w:rPr>
           <w:b/>
@@ -3417,16 +3278,7 @@
           <w:color w:val="C05000"/>
           <w:sz w:val="23"/>
         </w:rPr>
-        <w:t xml:space="preserve"> </w:t>
-      </w:r>
-      <w:proofErr w:type="gramStart"/>
-      <w:r>
-        <w:rPr>
-          <w:b/>
-          <w:color w:val="C05000"/>
-          <w:sz w:val="23"/>
-        </w:rPr>
-        <w:t xml:space="preserve">3  </w:t>
+        <w:t xml:space="preserve"> 3  </w:t>
       </w:r>
       <w:proofErr w:type="spellStart"/>
       <w:r>
@@ -3437,7 +3289,6 @@
         <w:t>Přidej</w:t>
       </w:r>
       <w:proofErr w:type="spellEnd"/>
-      <w:proofErr w:type="gramEnd"/>
       <w:r>
         <w:rPr>
           <w:b/>
@@ -3763,23 +3614,7 @@
           <w:b/>
           <w:sz w:val="23"/>
         </w:rPr>
-        <w:t xml:space="preserve"> ul </w:t>
-      </w:r>
-      <w:proofErr w:type="gramStart"/>
-      <w:r>
-        <w:rPr>
-          <w:b/>
-          <w:sz w:val="23"/>
-        </w:rPr>
-        <w:t>a</w:t>
-      </w:r>
-      <w:proofErr w:type="gramEnd"/>
-      <w:r>
-        <w:rPr>
-          <w:b/>
-          <w:sz w:val="23"/>
-        </w:rPr>
-        <w:t xml:space="preserve"> </w:t>
+        <w:t xml:space="preserve"> ul a </w:t>
       </w:r>
       <w:proofErr w:type="spellStart"/>
       <w:r>
@@ -3997,23 +3832,7 @@
                 <w:rFonts w:ascii="Consolas" w:hAnsi="Consolas"/>
                 <w:sz w:val="21"/>
               </w:rPr>
-              <w:t>="https://www.ssemi.cz"&gt;SŠEMI&lt;/a</w:t>
-            </w:r>
-            <w:proofErr w:type="gramStart"/>
-            <w:r>
-              <w:rPr>
-                <w:rFonts w:ascii="Consolas" w:hAnsi="Consolas"/>
-                <w:sz w:val="21"/>
-              </w:rPr>
-              <w:t>&gt;.&lt;</w:t>
-            </w:r>
-            <w:proofErr w:type="gramEnd"/>
-            <w:r>
-              <w:rPr>
-                <w:rFonts w:ascii="Consolas" w:hAnsi="Consolas"/>
-                <w:sz w:val="21"/>
-              </w:rPr>
-              <w:t>/p&gt;</w:t>
+              <w:t>="https://www.ssemi.cz"&gt;SŠEMI&lt;/a&gt;.&lt;/p&gt;</w:t>
             </w:r>
           </w:p>
           <w:p>
@@ -4076,7 +3895,6 @@
               <w:t xml:space="preserve"> </w:t>
             </w:r>
             <w:proofErr w:type="spellStart"/>
-            <w:proofErr w:type="gramStart"/>
             <w:r>
               <w:rPr>
                 <w:rFonts w:ascii="Consolas" w:hAnsi="Consolas"/>
@@ -4090,15 +3908,7 @@
                 <w:rFonts w:ascii="Consolas" w:hAnsi="Consolas"/>
                 <w:sz w:val="21"/>
               </w:rPr>
-              <w:t>.&lt;</w:t>
-            </w:r>
-            <w:proofErr w:type="gramEnd"/>
-            <w:r>
-              <w:rPr>
-                <w:rFonts w:ascii="Consolas" w:hAnsi="Consolas"/>
-                <w:sz w:val="21"/>
-              </w:rPr>
-              <w:t>/p&gt;</w:t>
+              <w:t>.&lt;/p&gt;</w:t>
             </w:r>
           </w:p>
         </w:tc>
@@ -4129,16 +3939,7 @@
           <w:color w:val="C05000"/>
           <w:sz w:val="23"/>
         </w:rPr>
-        <w:t xml:space="preserve"> </w:t>
-      </w:r>
-      <w:proofErr w:type="gramStart"/>
-      <w:r>
-        <w:rPr>
-          <w:b/>
-          <w:color w:val="C05000"/>
-          <w:sz w:val="23"/>
-        </w:rPr>
-        <w:t xml:space="preserve">4  </w:t>
+        <w:t xml:space="preserve"> 4  </w:t>
       </w:r>
       <w:proofErr w:type="spellStart"/>
       <w:r>
@@ -4149,7 +3950,6 @@
         <w:t>Přidej</w:t>
       </w:r>
       <w:proofErr w:type="spellEnd"/>
-      <w:proofErr w:type="gramEnd"/>
       <w:r>
         <w:rPr>
           <w:b/>
@@ -4865,31 +4665,14 @@
           <w:color w:val="C05000"/>
           <w:sz w:val="23"/>
         </w:rPr>
-        <w:t xml:space="preserve"> </w:t>
-      </w:r>
-      <w:proofErr w:type="gramStart"/>
-      <w:r>
-        <w:rPr>
-          <w:b/>
-          <w:color w:val="C05000"/>
-          <w:sz w:val="23"/>
-        </w:rPr>
-        <w:t xml:space="preserve">5  </w:t>
-      </w:r>
-      <w:r>
-        <w:rPr>
-          <w:b/>
-          <w:sz w:val="23"/>
-        </w:rPr>
-        <w:t>Co</w:t>
-      </w:r>
-      <w:proofErr w:type="gramEnd"/>
-      <w:r>
-        <w:rPr>
-          <w:b/>
-          <w:sz w:val="23"/>
-        </w:rPr>
-        <w:t xml:space="preserve"> je alt a </w:t>
+        <w:t xml:space="preserve"> 5  </w:t>
+      </w:r>
+      <w:r>
+        <w:rPr>
+          <w:b/>
+          <w:sz w:val="23"/>
+        </w:rPr>
+        <w:t xml:space="preserve">Co je alt a </w:t>
       </w:r>
       <w:proofErr w:type="spellStart"/>
       <w:r>
@@ -5228,16 +5011,7 @@
           <w:color w:val="C05000"/>
           <w:sz w:val="23"/>
         </w:rPr>
-        <w:t xml:space="preserve"> </w:t>
-      </w:r>
-      <w:proofErr w:type="gramStart"/>
-      <w:r>
-        <w:rPr>
-          <w:b/>
-          <w:color w:val="C05000"/>
-          <w:sz w:val="23"/>
-        </w:rPr>
-        <w:t xml:space="preserve">6  </w:t>
+        <w:t xml:space="preserve"> 6  </w:t>
       </w:r>
       <w:proofErr w:type="spellStart"/>
       <w:r>
@@ -5248,7 +5022,6 @@
         <w:t>Přepiš</w:t>
       </w:r>
       <w:proofErr w:type="spellEnd"/>
-      <w:proofErr w:type="gramEnd"/>
       <w:r>
         <w:rPr>
           <w:b/>
@@ -5884,16 +5657,7 @@
           <w:color w:val="C05000"/>
           <w:sz w:val="23"/>
         </w:rPr>
-        <w:t xml:space="preserve"> </w:t>
-      </w:r>
-      <w:proofErr w:type="gramStart"/>
-      <w:r>
-        <w:rPr>
-          <w:b/>
-          <w:color w:val="C05000"/>
-          <w:sz w:val="23"/>
-        </w:rPr>
-        <w:t xml:space="preserve">7  </w:t>
+        <w:t xml:space="preserve"> 7  </w:t>
       </w:r>
       <w:proofErr w:type="spellStart"/>
       <w:r>
@@ -5904,7 +5668,6 @@
         <w:t>Jaká</w:t>
       </w:r>
       <w:proofErr w:type="spellEnd"/>
-      <w:proofErr w:type="gramEnd"/>
       <w:r>
         <w:rPr>
           <w:b/>
@@ -6073,16 +5836,7 @@
           <w:color w:val="C05000"/>
           <w:sz w:val="23"/>
         </w:rPr>
-        <w:t xml:space="preserve"> </w:t>
-      </w:r>
-      <w:proofErr w:type="gramStart"/>
-      <w:r>
-        <w:rPr>
-          <w:b/>
-          <w:color w:val="C05000"/>
-          <w:sz w:val="23"/>
-        </w:rPr>
-        <w:t xml:space="preserve">8  </w:t>
+        <w:t xml:space="preserve"> 8  </w:t>
       </w:r>
       <w:proofErr w:type="spellStart"/>
       <w:r>
@@ -6093,7 +5847,6 @@
         <w:t>Přejmenuj</w:t>
       </w:r>
       <w:proofErr w:type="spellEnd"/>
-      <w:proofErr w:type="gramEnd"/>
       <w:r>
         <w:rPr>
           <w:b/>
@@ -6327,6 +6080,147 @@
         <w:spacing w:after="240"/>
         <w:ind w:left="397"/>
       </w:pPr>
+      <w:proofErr w:type="spellStart"/>
+      <w:r>
+        <w:t>Odkaz</w:t>
+      </w:r>
+      <w:proofErr w:type="spellEnd"/>
+      <w:r>
+        <w:t xml:space="preserve"> </w:t>
+      </w:r>
+      <w:proofErr w:type="spellStart"/>
+      <w:r>
+        <w:t>směřující</w:t>
+      </w:r>
+      <w:proofErr w:type="spellEnd"/>
+      <w:r>
+        <w:t xml:space="preserve"> z </w:t>
+      </w:r>
+      <w:proofErr w:type="spellStart"/>
+      <w:r>
+        <w:t>hlavní</w:t>
+      </w:r>
+      <w:proofErr w:type="spellEnd"/>
+      <w:r>
+        <w:t xml:space="preserve"> </w:t>
+      </w:r>
+      <w:proofErr w:type="spellStart"/>
+      <w:r>
+        <w:t>stránky</w:t>
+      </w:r>
+      <w:proofErr w:type="spellEnd"/>
+      <w:r>
+        <w:t xml:space="preserve"> </w:t>
+      </w:r>
+      <w:proofErr w:type="spellStart"/>
+      <w:r>
+        <w:t>na</w:t>
+      </w:r>
+      <w:proofErr w:type="spellEnd"/>
+      <w:r>
+        <w:t xml:space="preserve"> </w:t>
+      </w:r>
+      <w:proofErr w:type="spellStart"/>
+      <w:r>
+        <w:t>druhou</w:t>
+      </w:r>
+      <w:proofErr w:type="spellEnd"/>
+      <w:r>
+        <w:t xml:space="preserve"> </w:t>
+      </w:r>
+      <w:proofErr w:type="spellStart"/>
+      <w:r>
+        <w:t>stránku</w:t>
+      </w:r>
+      <w:proofErr w:type="spellEnd"/>
+      <w:r>
+        <w:t xml:space="preserve"> </w:t>
+      </w:r>
+      <w:proofErr w:type="spellStart"/>
+      <w:r>
+        <w:t>přestal</w:t>
+      </w:r>
+      <w:proofErr w:type="spellEnd"/>
+      <w:r>
+        <w:t xml:space="preserve"> </w:t>
+      </w:r>
+      <w:proofErr w:type="spellStart"/>
+      <w:r>
+        <w:t>fungovat</w:t>
+      </w:r>
+      <w:proofErr w:type="spellEnd"/>
+      <w:r>
+        <w:t xml:space="preserve">. Po </w:t>
+      </w:r>
+      <w:proofErr w:type="spellStart"/>
+      <w:r>
+        <w:t>kliknutí</w:t>
+      </w:r>
+      <w:proofErr w:type="spellEnd"/>
+      <w:r>
+        <w:t xml:space="preserve"> </w:t>
+      </w:r>
+      <w:proofErr w:type="spellStart"/>
+      <w:r>
+        <w:t>na</w:t>
+      </w:r>
+      <w:proofErr w:type="spellEnd"/>
+      <w:r>
+        <w:t xml:space="preserve"> </w:t>
+      </w:r>
+      <w:proofErr w:type="spellStart"/>
+      <w:r>
+        <w:t>odkaz</w:t>
+      </w:r>
+      <w:proofErr w:type="spellEnd"/>
+      <w:r>
+        <w:t xml:space="preserve"> se </w:t>
+      </w:r>
+      <w:proofErr w:type="spellStart"/>
+      <w:r>
+        <w:t>zobrazila</w:t>
+      </w:r>
+      <w:proofErr w:type="spellEnd"/>
+      <w:r>
+        <w:t xml:space="preserve"> </w:t>
+      </w:r>
+      <w:proofErr w:type="spellStart"/>
+      <w:r>
+        <w:t>chyba</w:t>
+      </w:r>
+      <w:proofErr w:type="spellEnd"/>
+      <w:r>
+        <w:t xml:space="preserve"> </w:t>
+      </w:r>
+      <w:proofErr w:type="spellStart"/>
+      <w:r>
+        <w:t>že</w:t>
+      </w:r>
+      <w:proofErr w:type="spellEnd"/>
+      <w:r>
+        <w:t xml:space="preserve"> </w:t>
+      </w:r>
+      <w:proofErr w:type="spellStart"/>
+      <w:r>
+        <w:t>soubor</w:t>
+      </w:r>
+      <w:proofErr w:type="spellEnd"/>
+      <w:r>
+        <w:t xml:space="preserve"> </w:t>
+      </w:r>
+      <w:proofErr w:type="spellStart"/>
+      <w:r>
+        <w:t>nebyl</w:t>
+      </w:r>
+      <w:proofErr w:type="spellEnd"/>
+      <w:r>
+        <w:t xml:space="preserve"> </w:t>
+      </w:r>
+      <w:proofErr w:type="spellStart"/>
+      <w:r>
+        <w:t>nalezen</w:t>
+      </w:r>
+      <w:proofErr w:type="spellEnd"/>
     </w:p>
     <w:p>
       <w:pPr>
@@ -6348,31 +6242,14 @@
           <w:color w:val="C05000"/>
           <w:sz w:val="23"/>
         </w:rPr>
-        <w:t xml:space="preserve"> </w:t>
-      </w:r>
-      <w:proofErr w:type="gramStart"/>
-      <w:r>
-        <w:rPr>
-          <w:b/>
-          <w:color w:val="C05000"/>
-          <w:sz w:val="23"/>
-        </w:rPr>
-        <w:t xml:space="preserve">9  </w:t>
-      </w:r>
-      <w:r>
-        <w:rPr>
-          <w:b/>
-          <w:sz w:val="23"/>
-        </w:rPr>
-        <w:t>Co</w:t>
-      </w:r>
-      <w:proofErr w:type="gramEnd"/>
-      <w:r>
-        <w:rPr>
-          <w:b/>
-          <w:sz w:val="23"/>
-        </w:rPr>
-        <w:t xml:space="preserve"> </w:t>
+        <w:t xml:space="preserve"> 9  </w:t>
+      </w:r>
+      <w:r>
+        <w:rPr>
+          <w:b/>
+          <w:sz w:val="23"/>
+        </w:rPr>
+        <w:t xml:space="preserve">Co </w:t>
       </w:r>
       <w:proofErr w:type="spellStart"/>
       <w:r>
@@ -6552,6 +6429,86 @@
         <w:spacing w:after="240"/>
         <w:ind w:left="397"/>
       </w:pPr>
+      <w:proofErr w:type="spellStart"/>
+      <w:r>
+        <w:t>Relativní</w:t>
+      </w:r>
+      <w:proofErr w:type="spellEnd"/>
+      <w:r>
+        <w:t xml:space="preserve"> cesta </w:t>
+      </w:r>
+      <w:proofErr w:type="spellStart"/>
+      <w:r>
+        <w:t>určuje</w:t>
+      </w:r>
+      <w:proofErr w:type="spellEnd"/>
+      <w:r>
+        <w:t xml:space="preserve"> </w:t>
+      </w:r>
+      <w:proofErr w:type="spellStart"/>
+      <w:r>
+        <w:t>umístění</w:t>
+      </w:r>
+      <w:proofErr w:type="spellEnd"/>
+      <w:r>
+        <w:t xml:space="preserve"> </w:t>
+      </w:r>
+      <w:proofErr w:type="spellStart"/>
+      <w:r>
+        <w:t>souboru</w:t>
+      </w:r>
+      <w:proofErr w:type="spellEnd"/>
+      <w:r>
+        <w:t xml:space="preserve"> </w:t>
+      </w:r>
+      <w:proofErr w:type="spellStart"/>
+      <w:r>
+        <w:t>vzhledem</w:t>
+      </w:r>
+      <w:proofErr w:type="spellEnd"/>
+      <w:r>
+        <w:t xml:space="preserve"> k </w:t>
+      </w:r>
+      <w:proofErr w:type="spellStart"/>
+      <w:r>
+        <w:t>aktuálnímu</w:t>
+      </w:r>
+      <w:proofErr w:type="spellEnd"/>
+      <w:r>
+        <w:t xml:space="preserve"> </w:t>
+      </w:r>
+      <w:proofErr w:type="spellStart"/>
+      <w:r>
+        <w:t>dokumentu</w:t>
+      </w:r>
+      <w:proofErr w:type="spellEnd"/>
+      <w:r>
+        <w:t xml:space="preserve">, </w:t>
+      </w:r>
+      <w:proofErr w:type="spellStart"/>
+      <w:r>
+        <w:t>ve</w:t>
+      </w:r>
+      <w:proofErr w:type="spellEnd"/>
+      <w:r>
+        <w:t xml:space="preserve"> </w:t>
+      </w:r>
+      <w:proofErr w:type="spellStart"/>
+      <w:r>
+        <w:t>kterém</w:t>
+      </w:r>
+      <w:proofErr w:type="spellEnd"/>
+      <w:r>
+        <w:t xml:space="preserve"> se </w:t>
+      </w:r>
+      <w:proofErr w:type="spellStart"/>
+      <w:r>
+        <w:t>nacházíte</w:t>
+      </w:r>
+      <w:proofErr w:type="spellEnd"/>
+      <w:r>
+        <w:t>.</w:t>
+      </w:r>
     </w:p>
     <w:p>
       <w:pPr>
@@ -6668,7 +6625,6 @@
         <w:t xml:space="preserve"> </w:t>
       </w:r>
       <w:proofErr w:type="spellStart"/>
-      <w:proofErr w:type="gramStart"/>
       <w:r>
         <w:t>tvar</w:t>
       </w:r>
@@ -6681,20 +6637,14 @@
         <w:t>selektor</w:t>
       </w:r>
       <w:proofErr w:type="spellEnd"/>
-      <w:proofErr w:type="gramEnd"/>
-      <w:r>
-        <w:t xml:space="preserve"> </w:t>
-      </w:r>
-      <w:proofErr w:type="gramStart"/>
-      <w:r>
-        <w:t xml:space="preserve">{ </w:t>
+      <w:r>
+        <w:t xml:space="preserve"> { </w:t>
       </w:r>
       <w:proofErr w:type="spellStart"/>
       <w:r>
         <w:t>vlastnost</w:t>
       </w:r>
       <w:proofErr w:type="spellEnd"/>
-      <w:proofErr w:type="gramEnd"/>
       <w:r>
         <w:t xml:space="preserve">: </w:t>
       </w:r>
@@ -6703,13 +6653,8 @@
         <w:t>hodnota</w:t>
       </w:r>
       <w:proofErr w:type="spellEnd"/>
-      <w:proofErr w:type="gramStart"/>
-      <w:r>
-        <w:t>; }</w:t>
-      </w:r>
-      <w:proofErr w:type="gramEnd"/>
-      <w:r>
-        <w:t xml:space="preserve">  — </w:t>
+      <w:r>
+        <w:t xml:space="preserve">; }  — </w:t>
       </w:r>
       <w:proofErr w:type="spellStart"/>
       <w:r>
@@ -6820,23 +6765,8 @@
                 <w:rFonts w:ascii="Consolas" w:hAnsi="Consolas"/>
                 <w:sz w:val="21"/>
               </w:rPr>
-              <w:t xml:space="preserve">  body </w:t>
-            </w:r>
-            <w:proofErr w:type="gramStart"/>
-            <w:r>
-              <w:rPr>
-                <w:rFonts w:ascii="Consolas" w:hAnsi="Consolas"/>
-                <w:sz w:val="21"/>
-              </w:rPr>
-              <w:t>{ font</w:t>
-            </w:r>
-            <w:proofErr w:type="gramEnd"/>
-            <w:r>
-              <w:rPr>
-                <w:rFonts w:ascii="Consolas" w:hAnsi="Consolas"/>
-                <w:sz w:val="21"/>
-              </w:rPr>
-              <w:t>-family: sans-serif; max-width: 700px; margin: 40px auto;</w:t>
+              <w:lastRenderedPageBreak/>
+              <w:t xml:space="preserve">  body { font-family: sans-serif; max-width: 700px; margin: 40px auto;</w:t>
             </w:r>
           </w:p>
           <w:p>
@@ -6848,50 +6778,8 @@
                 <w:rFonts w:ascii="Consolas" w:hAnsi="Consolas"/>
                 <w:sz w:val="21"/>
               </w:rPr>
-              <w:lastRenderedPageBreak/>
-              <w:t xml:space="preserve">         line-height: 1.5; </w:t>
-            </w:r>
-            <w:proofErr w:type="gramStart"/>
-            <w:r>
-              <w:rPr>
-                <w:rFonts w:ascii="Consolas" w:hAnsi="Consolas"/>
-                <w:sz w:val="21"/>
-              </w:rPr>
-              <w:t>color: #</w:t>
-            </w:r>
-            <w:proofErr w:type="gramEnd"/>
-            <w:r>
-              <w:rPr>
-                <w:rFonts w:ascii="Consolas" w:hAnsi="Consolas"/>
-                <w:sz w:val="21"/>
-              </w:rPr>
-              <w:t xml:space="preserve">222; </w:t>
-            </w:r>
-            <w:proofErr w:type="gramStart"/>
-            <w:r>
-              <w:rPr>
-                <w:rFonts w:ascii="Consolas" w:hAnsi="Consolas"/>
-                <w:sz w:val="21"/>
-              </w:rPr>
-              <w:t>background: #</w:t>
-            </w:r>
-            <w:proofErr w:type="gramEnd"/>
-            <w:r>
-              <w:rPr>
-                <w:rFonts w:ascii="Consolas" w:hAnsi="Consolas"/>
-                <w:sz w:val="21"/>
-              </w:rPr>
-              <w:t>fafafa</w:t>
-            </w:r>
-            <w:proofErr w:type="gramStart"/>
-            <w:r>
-              <w:rPr>
-                <w:rFonts w:ascii="Consolas" w:hAnsi="Consolas"/>
-                <w:sz w:val="21"/>
-              </w:rPr>
-              <w:t>; }</w:t>
-            </w:r>
-            <w:proofErr w:type="gramEnd"/>
+              <w:t xml:space="preserve">         line-height: 1.5; color: #222; background: #fafafa; }</w:t>
+            </w:r>
           </w:p>
           <w:p>
             <w:pPr>
@@ -6902,33 +6790,8 @@
                 <w:rFonts w:ascii="Consolas" w:hAnsi="Consolas"/>
                 <w:sz w:val="21"/>
               </w:rPr>
-              <w:t xml:space="preserve">  h1</w:t>
-            </w:r>
-            <w:proofErr w:type="gramStart"/>
-            <w:r>
-              <w:rPr>
-                <w:rFonts w:ascii="Consolas" w:hAnsi="Consolas"/>
-                <w:sz w:val="21"/>
-              </w:rPr>
-              <w:t xml:space="preserve">   {</w:t>
-            </w:r>
-            <w:proofErr w:type="gramEnd"/>
-            <w:r>
-              <w:rPr>
-                <w:rFonts w:ascii="Consolas" w:hAnsi="Consolas"/>
-                <w:sz w:val="21"/>
-              </w:rPr>
-              <w:t xml:space="preserve"> color: #1f4e79</w:t>
-            </w:r>
-            <w:proofErr w:type="gramStart"/>
-            <w:r>
-              <w:rPr>
-                <w:rFonts w:ascii="Consolas" w:hAnsi="Consolas"/>
-                <w:sz w:val="21"/>
-              </w:rPr>
-              <w:t>; }</w:t>
-            </w:r>
-            <w:proofErr w:type="gramEnd"/>
+              <w:t xml:space="preserve">  h1   { color: #1f4e79; }</w:t>
+            </w:r>
           </w:p>
           <w:p>
             <w:pPr>
@@ -6939,33 +6802,8 @@
                 <w:rFonts w:ascii="Consolas" w:hAnsi="Consolas"/>
                 <w:sz w:val="21"/>
               </w:rPr>
-              <w:t xml:space="preserve">  a </w:t>
-            </w:r>
-            <w:proofErr w:type="gramStart"/>
-            <w:r>
-              <w:rPr>
-                <w:rFonts w:ascii="Consolas" w:hAnsi="Consolas"/>
-                <w:sz w:val="21"/>
-              </w:rPr>
-              <w:t xml:space="preserve">   {</w:t>
-            </w:r>
-            <w:proofErr w:type="gramEnd"/>
-            <w:r>
-              <w:rPr>
-                <w:rFonts w:ascii="Consolas" w:hAnsi="Consolas"/>
-                <w:sz w:val="21"/>
-              </w:rPr>
-              <w:t xml:space="preserve"> color: #c05000</w:t>
-            </w:r>
-            <w:proofErr w:type="gramStart"/>
-            <w:r>
-              <w:rPr>
-                <w:rFonts w:ascii="Consolas" w:hAnsi="Consolas"/>
-                <w:sz w:val="21"/>
-              </w:rPr>
-              <w:t>; }</w:t>
-            </w:r>
-            <w:proofErr w:type="gramEnd"/>
+              <w:t xml:space="preserve">  a    { color: #c05000; }</w:t>
+            </w:r>
           </w:p>
           <w:p>
             <w:pPr>
@@ -6979,7 +6817,6 @@
               <w:t xml:space="preserve">  </w:t>
             </w:r>
             <w:proofErr w:type="spellStart"/>
-            <w:proofErr w:type="gramStart"/>
             <w:r>
               <w:rPr>
                 <w:rFonts w:ascii="Consolas" w:hAnsi="Consolas"/>
@@ -6993,25 +6830,8 @@
                 <w:rFonts w:ascii="Consolas" w:hAnsi="Consolas"/>
                 <w:sz w:val="21"/>
               </w:rPr>
-              <w:t xml:space="preserve">  {</w:t>
-            </w:r>
-            <w:proofErr w:type="gramEnd"/>
-            <w:r>
-              <w:rPr>
-                <w:rFonts w:ascii="Consolas" w:hAnsi="Consolas"/>
-                <w:sz w:val="21"/>
-              </w:rPr>
-              <w:t xml:space="preserve"> border-radius: 8px</w:t>
-            </w:r>
-            <w:proofErr w:type="gramStart"/>
-            <w:r>
-              <w:rPr>
-                <w:rFonts w:ascii="Consolas" w:hAnsi="Consolas"/>
-                <w:sz w:val="21"/>
-              </w:rPr>
-              <w:t>; }</w:t>
-            </w:r>
-            <w:proofErr w:type="gramEnd"/>
+              <w:t xml:space="preserve">  { border-radius: 8px; }</w:t>
+            </w:r>
           </w:p>
           <w:p>
             <w:pPr>
@@ -7053,16 +6873,7 @@
           <w:color w:val="C05000"/>
           <w:sz w:val="23"/>
         </w:rPr>
-        <w:t xml:space="preserve"> </w:t>
-      </w:r>
-      <w:proofErr w:type="gramStart"/>
-      <w:r>
-        <w:rPr>
-          <w:b/>
-          <w:color w:val="C05000"/>
-          <w:sz w:val="23"/>
-        </w:rPr>
-        <w:t xml:space="preserve">10  </w:t>
+        <w:t xml:space="preserve"> 10  </w:t>
       </w:r>
       <w:proofErr w:type="spellStart"/>
       <w:r>
@@ -7073,7 +6884,6 @@
         <w:t>Změň</w:t>
       </w:r>
       <w:proofErr w:type="spellEnd"/>
-      <w:proofErr w:type="gramEnd"/>
       <w:r>
         <w:rPr>
           <w:b/>
@@ -7241,16 +7051,7 @@
           <w:color w:val="C05000"/>
           <w:sz w:val="23"/>
         </w:rPr>
-        <w:t xml:space="preserve"> </w:t>
-      </w:r>
-      <w:proofErr w:type="gramStart"/>
-      <w:r>
-        <w:rPr>
-          <w:b/>
-          <w:color w:val="C05000"/>
-          <w:sz w:val="23"/>
-        </w:rPr>
-        <w:t xml:space="preserve">11  </w:t>
+        <w:t xml:space="preserve"> 11  </w:t>
       </w:r>
       <w:proofErr w:type="spellStart"/>
       <w:r>
@@ -7261,16 +7062,14 @@
         <w:t>Přidej</w:t>
       </w:r>
       <w:proofErr w:type="spellEnd"/>
-      <w:proofErr w:type="gramEnd"/>
-      <w:r>
-        <w:rPr>
-          <w:b/>
-          <w:sz w:val="23"/>
-        </w:rPr>
-        <w:t xml:space="preserve"> </w:t>
-      </w:r>
-      <w:proofErr w:type="spellStart"/>
-      <w:proofErr w:type="gramStart"/>
+      <w:r>
+        <w:rPr>
+          <w:b/>
+          <w:sz w:val="23"/>
+        </w:rPr>
+        <w:t xml:space="preserve"> </w:t>
+      </w:r>
+      <w:proofErr w:type="spellStart"/>
       <w:r>
         <w:rPr>
           <w:b/>
@@ -7284,47 +7083,7 @@
           <w:b/>
           <w:sz w:val="23"/>
         </w:rPr>
-        <w:t xml:space="preserve">  h</w:t>
-      </w:r>
-      <w:proofErr w:type="gramEnd"/>
-      <w:r>
-        <w:rPr>
-          <w:b/>
-          <w:sz w:val="23"/>
-        </w:rPr>
-        <w:t xml:space="preserve">2 </w:t>
-      </w:r>
-      <w:proofErr w:type="gramStart"/>
-      <w:r>
-        <w:rPr>
-          <w:b/>
-          <w:sz w:val="23"/>
-        </w:rPr>
-        <w:t>{ border</w:t>
-      </w:r>
-      <w:proofErr w:type="gramEnd"/>
-      <w:r>
-        <w:rPr>
-          <w:b/>
-          <w:sz w:val="23"/>
-        </w:rPr>
-        <w:t>-bottom: 2px solid #ddd</w:t>
-      </w:r>
-      <w:proofErr w:type="gramStart"/>
-      <w:r>
-        <w:rPr>
-          <w:b/>
-          <w:sz w:val="23"/>
-        </w:rPr>
-        <w:t>; }</w:t>
-      </w:r>
-      <w:proofErr w:type="gramEnd"/>
-      <w:r>
-        <w:rPr>
-          <w:b/>
-          <w:sz w:val="23"/>
-        </w:rPr>
-        <w:t xml:space="preserve">  Co to </w:t>
+        <w:t xml:space="preserve">  h2 { border-bottom: 2px solid #ddd; }  Co to </w:t>
       </w:r>
       <w:proofErr w:type="spellStart"/>
       <w:r>
@@ -7477,16 +7236,7 @@
           <w:color w:val="C05000"/>
           <w:sz w:val="23"/>
         </w:rPr>
-        <w:t xml:space="preserve"> </w:t>
-      </w:r>
-      <w:proofErr w:type="gramStart"/>
-      <w:r>
-        <w:rPr>
-          <w:b/>
-          <w:color w:val="C05000"/>
-          <w:sz w:val="23"/>
-        </w:rPr>
-        <w:t xml:space="preserve">12  </w:t>
+        <w:t xml:space="preserve"> 12  </w:t>
       </w:r>
       <w:proofErr w:type="spellStart"/>
       <w:r>
@@ -7497,7 +7247,6 @@
         <w:t>Vyber</w:t>
       </w:r>
       <w:proofErr w:type="spellEnd"/>
-      <w:proofErr w:type="gramEnd"/>
       <w:r>
         <w:rPr>
           <w:b/>
@@ -8065,31 +7814,14 @@
           <w:color w:val="C05000"/>
           <w:sz w:val="23"/>
         </w:rPr>
-        <w:t xml:space="preserve"> </w:t>
-      </w:r>
-      <w:proofErr w:type="gramStart"/>
-      <w:r>
-        <w:rPr>
-          <w:b/>
-          <w:color w:val="C05000"/>
-          <w:sz w:val="23"/>
-        </w:rPr>
-        <w:t xml:space="preserve">13  </w:t>
-      </w:r>
-      <w:r>
-        <w:rPr>
-          <w:b/>
-          <w:sz w:val="23"/>
-        </w:rPr>
-        <w:t>Co</w:t>
-      </w:r>
-      <w:proofErr w:type="gramEnd"/>
-      <w:r>
-        <w:rPr>
-          <w:b/>
-          <w:sz w:val="23"/>
-        </w:rPr>
-        <w:t xml:space="preserve"> se </w:t>
+        <w:t xml:space="preserve"> 13  </w:t>
+      </w:r>
+      <w:r>
+        <w:rPr>
+          <w:b/>
+          <w:sz w:val="23"/>
+        </w:rPr>
+        <w:t xml:space="preserve">Co se </w:t>
       </w:r>
       <w:proofErr w:type="spellStart"/>
       <w:r>
@@ -8242,31 +7974,14 @@
           <w:color w:val="C05000"/>
           <w:sz w:val="23"/>
         </w:rPr>
-        <w:t xml:space="preserve"> </w:t>
-      </w:r>
-      <w:proofErr w:type="gramStart"/>
-      <w:r>
-        <w:rPr>
-          <w:b/>
-          <w:color w:val="C05000"/>
-          <w:sz w:val="23"/>
-        </w:rPr>
-        <w:t xml:space="preserve">14  </w:t>
-      </w:r>
-      <w:r>
-        <w:rPr>
-          <w:b/>
-          <w:sz w:val="23"/>
-        </w:rPr>
-        <w:t>V</w:t>
-      </w:r>
-      <w:proofErr w:type="gramEnd"/>
-      <w:r>
-        <w:rPr>
-          <w:b/>
-          <w:sz w:val="23"/>
-        </w:rPr>
-        <w:t xml:space="preserve"> Elements </w:t>
+        <w:t xml:space="preserve"> 14  </w:t>
+      </w:r>
+      <w:r>
+        <w:rPr>
+          <w:b/>
+          <w:sz w:val="23"/>
+        </w:rPr>
+        <w:t xml:space="preserve">V Elements </w:t>
       </w:r>
       <w:proofErr w:type="spellStart"/>
       <w:r>
@@ -8995,16 +8710,7 @@
           <w:color w:val="C05000"/>
           <w:sz w:val="23"/>
         </w:rPr>
-        <w:t xml:space="preserve"> </w:t>
-      </w:r>
-      <w:proofErr w:type="gramStart"/>
-      <w:r>
-        <w:rPr>
-          <w:b/>
-          <w:color w:val="C05000"/>
-          <w:sz w:val="23"/>
-        </w:rPr>
-        <w:t xml:space="preserve">15  </w:t>
+        <w:t xml:space="preserve"> 15  </w:t>
       </w:r>
       <w:proofErr w:type="spellStart"/>
       <w:r>
@@ -9015,7 +8721,6 @@
         <w:t>Kolik</w:t>
       </w:r>
       <w:proofErr w:type="spellEnd"/>
-      <w:proofErr w:type="gramEnd"/>
       <w:r>
         <w:rPr>
           <w:b/>
@@ -9586,16 +9291,7 @@
           <w:color w:val="C05000"/>
           <w:sz w:val="23"/>
         </w:rPr>
-        <w:t xml:space="preserve"> </w:t>
-      </w:r>
-      <w:proofErr w:type="gramStart"/>
-      <w:r>
-        <w:rPr>
-          <w:b/>
-          <w:color w:val="C05000"/>
-          <w:sz w:val="23"/>
-        </w:rPr>
-        <w:t xml:space="preserve">16  </w:t>
+        <w:t xml:space="preserve"> 16  </w:t>
       </w:r>
       <w:proofErr w:type="spellStart"/>
       <w:r>
@@ -9606,7 +9302,6 @@
         <w:t>Tabulka</w:t>
       </w:r>
       <w:proofErr w:type="spellEnd"/>
-      <w:proofErr w:type="gramEnd"/>
       <w:r>
         <w:rPr>
           <w:b/>
@@ -9976,31 +9671,13 @@
             <w:pPr>
               <w:spacing w:after="0"/>
             </w:pPr>
-            <w:proofErr w:type="gramStart"/>
             <w:r>
               <w:rPr>
                 <w:rFonts w:ascii="Consolas" w:hAnsi="Consolas"/>
                 <w:sz w:val="21"/>
               </w:rPr>
-              <w:t>table  {</w:t>
-            </w:r>
-            <w:proofErr w:type="gramEnd"/>
-            <w:r>
-              <w:rPr>
-                <w:rFonts w:ascii="Consolas" w:hAnsi="Consolas"/>
-                <w:sz w:val="21"/>
-              </w:rPr>
-              <w:t xml:space="preserve"> border-collapse: collapse</w:t>
-            </w:r>
-            <w:proofErr w:type="gramStart"/>
-            <w:r>
-              <w:rPr>
-                <w:rFonts w:ascii="Consolas" w:hAnsi="Consolas"/>
-                <w:sz w:val="21"/>
-              </w:rPr>
-              <w:t>; }</w:t>
-            </w:r>
-            <w:proofErr w:type="gramEnd"/>
+              <w:t>table  { border-collapse: collapse; }</w:t>
+            </w:r>
           </w:p>
           <w:p>
             <w:pPr>
@@ -10027,33 +9704,8 @@
                 <w:rFonts w:ascii="Consolas" w:hAnsi="Consolas"/>
                 <w:sz w:val="21"/>
               </w:rPr>
-              <w:t xml:space="preserve"> </w:t>
-            </w:r>
-            <w:proofErr w:type="gramStart"/>
-            <w:r>
-              <w:rPr>
-                <w:rFonts w:ascii="Consolas" w:hAnsi="Consolas"/>
-                <w:sz w:val="21"/>
-              </w:rPr>
-              <w:t>{ border</w:t>
-            </w:r>
-            <w:proofErr w:type="gramEnd"/>
-            <w:r>
-              <w:rPr>
-                <w:rFonts w:ascii="Consolas" w:hAnsi="Consolas"/>
-                <w:sz w:val="21"/>
-              </w:rPr>
-              <w:t>: 1px solid #ccc; padding: 4px 8px</w:t>
-            </w:r>
-            <w:proofErr w:type="gramStart"/>
-            <w:r>
-              <w:rPr>
-                <w:rFonts w:ascii="Consolas" w:hAnsi="Consolas"/>
-                <w:sz w:val="21"/>
-              </w:rPr>
-              <w:t>; }</w:t>
-            </w:r>
-            <w:proofErr w:type="gramEnd"/>
+              <w:t xml:space="preserve"> { border: 1px solid #ccc; padding: 4px 8px; }</w:t>
+            </w:r>
           </w:p>
         </w:tc>
       </w:tr>
@@ -10158,16 +9810,7 @@
           <w:color w:val="C05000"/>
           <w:sz w:val="23"/>
         </w:rPr>
-        <w:t xml:space="preserve"> </w:t>
-      </w:r>
-      <w:proofErr w:type="gramStart"/>
-      <w:r>
-        <w:rPr>
-          <w:b/>
-          <w:color w:val="C05000"/>
-          <w:sz w:val="23"/>
-        </w:rPr>
-        <w:t xml:space="preserve">17  </w:t>
+        <w:t xml:space="preserve"> 17  </w:t>
       </w:r>
       <w:proofErr w:type="spellStart"/>
       <w:r>
@@ -10178,7 +9821,6 @@
         <w:t>Patička</w:t>
       </w:r>
       <w:proofErr w:type="spellEnd"/>
-      <w:proofErr w:type="gramEnd"/>
       <w:r>
         <w:rPr>
           <w:b/>
@@ -10216,31 +9858,7 @@
           <w:b/>
           <w:sz w:val="23"/>
         </w:rPr>
-        <w:t xml:space="preserve"> SŠEMI, </w:t>
-      </w:r>
-      <w:proofErr w:type="gramStart"/>
-      <w:r>
-        <w:rPr>
-          <w:b/>
-          <w:sz w:val="23"/>
-        </w:rPr>
-        <w:t>2026.&lt;</w:t>
-      </w:r>
-      <w:proofErr w:type="gramEnd"/>
-      <w:r>
-        <w:rPr>
-          <w:b/>
-          <w:sz w:val="23"/>
-        </w:rPr>
-        <w:t>/p&gt;&lt;/footer</w:t>
-      </w:r>
-      <w:proofErr w:type="gramStart"/>
-      <w:r>
-        <w:rPr>
-          <w:b/>
-          <w:sz w:val="23"/>
-        </w:rPr>
-        <w:t xml:space="preserve">&gt;  </w:t>
+        <w:t xml:space="preserve"> SŠEMI, 2026.&lt;/p&gt;&lt;/footer&gt;  </w:t>
       </w:r>
       <w:proofErr w:type="spellStart"/>
       <w:r>
@@ -10251,7 +9869,6 @@
         <w:t>na</w:t>
       </w:r>
       <w:proofErr w:type="spellEnd"/>
-      <w:proofErr w:type="gramEnd"/>
       <w:r>
         <w:rPr>
           <w:b/>
@@ -10353,16 +9970,7 @@
           <w:color w:val="C05000"/>
           <w:sz w:val="23"/>
         </w:rPr>
-        <w:t xml:space="preserve"> </w:t>
-      </w:r>
-      <w:proofErr w:type="gramStart"/>
-      <w:r>
-        <w:rPr>
-          <w:b/>
-          <w:color w:val="C05000"/>
-          <w:sz w:val="23"/>
-        </w:rPr>
-        <w:t xml:space="preserve">18  </w:t>
+        <w:t xml:space="preserve"> 18  </w:t>
       </w:r>
       <w:proofErr w:type="spellStart"/>
       <w:r>
@@ -10373,7 +9981,6 @@
         <w:t>Změň</w:t>
       </w:r>
       <w:proofErr w:type="spellEnd"/>
-      <w:proofErr w:type="gramEnd"/>
       <w:r>
         <w:rPr>
           <w:b/>
@@ -10395,23 +10002,7 @@
           <w:b/>
           <w:sz w:val="23"/>
         </w:rPr>
-        <w:t xml:space="preserve">:  font-family: Georgia, </w:t>
-      </w:r>
-      <w:proofErr w:type="gramStart"/>
-      <w:r>
-        <w:rPr>
-          <w:b/>
-          <w:sz w:val="23"/>
-        </w:rPr>
-        <w:t>serif;  Co</w:t>
-      </w:r>
-      <w:proofErr w:type="gramEnd"/>
-      <w:r>
-        <w:rPr>
-          <w:b/>
-          <w:sz w:val="23"/>
-        </w:rPr>
-        <w:t xml:space="preserve"> </w:t>
+        <w:t xml:space="preserve">:  font-family: Georgia, serif;  Co </w:t>
       </w:r>
       <w:proofErr w:type="spellStart"/>
       <w:r>
@@ -11400,7 +10991,6 @@
               <w:t xml:space="preserve"> </w:t>
             </w:r>
             <w:proofErr w:type="spellStart"/>
-            <w:proofErr w:type="gramStart"/>
             <w:r>
               <w:rPr>
                 <w:sz w:val="19"/>
@@ -11412,14 +11002,7 @@
               <w:rPr>
                 <w:sz w:val="19"/>
               </w:rPr>
-              <w:t xml:space="preserve"> }</w:t>
-            </w:r>
-            <w:proofErr w:type="gramEnd"/>
-            <w:r>
-              <w:rPr>
-                <w:sz w:val="19"/>
-              </w:rPr>
-              <w:t xml:space="preserve"> a </w:t>
+              <w:t xml:space="preserve"> } a </w:t>
             </w:r>
             <w:proofErr w:type="spellStart"/>
             <w:r>
@@ -12961,39 +12544,7 @@
         <w:color w:val="595959"/>
         <w:sz w:val="16"/>
       </w:rPr>
-      <w:t>PRG-</w:t>
-    </w:r>
-    <w:proofErr w:type="gramStart"/>
-    <w:r>
-      <w:rPr>
-        <w:color w:val="595959"/>
-        <w:sz w:val="16"/>
-      </w:rPr>
-      <w:t>03  ·</w:t>
-    </w:r>
-    <w:proofErr w:type="gramEnd"/>
-    <w:r>
-      <w:rPr>
-        <w:color w:val="595959"/>
-        <w:sz w:val="16"/>
-      </w:rPr>
-      <w:t xml:space="preserve">  IT2 2026/</w:t>
-    </w:r>
-    <w:proofErr w:type="gramStart"/>
-    <w:r>
-      <w:rPr>
-        <w:color w:val="595959"/>
-        <w:sz w:val="16"/>
-      </w:rPr>
-      <w:t>27  ·</w:t>
-    </w:r>
-    <w:proofErr w:type="gramEnd"/>
-    <w:r>
-      <w:rPr>
-        <w:color w:val="595959"/>
-        <w:sz w:val="16"/>
-      </w:rPr>
-      <w:t xml:space="preserve">  SŠEMI</w:t>
+      <w:t>PRG-03  ·  IT2 2026/27  ·  SŠEMI</w:t>
     </w:r>
   </w:p>
 </w:ftr>

--- a/2. rocnik prg/13-PRG-03_z-hello-world-na-osobni-stranku.docx
+++ b/2. rocnik prg/13-PRG-03_z-hello-world-na-osobni-stranku.docx
@@ -12,7 +12,25 @@
           <w:color w:val="595959"/>
           <w:sz w:val="20"/>
         </w:rPr>
-        <w:t>PRACOVNÍ LIST  PRG-03</w:t>
+        <w:t xml:space="preserve">PRACOVNÍ </w:t>
+      </w:r>
+      <w:proofErr w:type="gramStart"/>
+      <w:r>
+        <w:rPr>
+          <w:b/>
+          <w:color w:val="595959"/>
+          <w:sz w:val="20"/>
+        </w:rPr>
+        <w:t>LIST  PRG</w:t>
+      </w:r>
+      <w:proofErr w:type="gramEnd"/>
+      <w:r>
+        <w:rPr>
+          <w:b/>
+          <w:color w:val="595959"/>
+          <w:sz w:val="20"/>
+        </w:rPr>
+        <w:t>-03</w:t>
       </w:r>
     </w:p>
     <w:p>
@@ -89,23 +107,23 @@
           <w:color w:val="595959"/>
           <w:sz w:val="20"/>
         </w:rPr>
-        <w:t xml:space="preserve"> IT2  ·  </w:t>
-      </w:r>
-      <w:proofErr w:type="spellStart"/>
+        <w:t xml:space="preserve"> IT</w:t>
+      </w:r>
+      <w:proofErr w:type="gramStart"/>
       <w:r>
         <w:rPr>
           <w:color w:val="595959"/>
           <w:sz w:val="20"/>
         </w:rPr>
-        <w:t>út</w:t>
-      </w:r>
-      <w:proofErr w:type="spellEnd"/>
+        <w:t>2  ·</w:t>
+      </w:r>
+      <w:proofErr w:type="gramEnd"/>
       <w:r>
         <w:rPr>
           <w:color w:val="595959"/>
           <w:sz w:val="20"/>
         </w:rPr>
-        <w:t xml:space="preserve"> 15. 9. (Aj2) / st 16. 9. 2026 (Aj1), 10:00–11:35  ·  </w:t>
+        <w:t xml:space="preserve">  </w:t>
       </w:r>
       <w:proofErr w:type="spellStart"/>
       <w:r>
@@ -113,7 +131,7 @@
           <w:color w:val="595959"/>
           <w:sz w:val="20"/>
         </w:rPr>
-        <w:t>učebny</w:t>
+        <w:t>út</w:t>
       </w:r>
       <w:proofErr w:type="spellEnd"/>
       <w:r>
@@ -121,7 +139,55 @@
           <w:color w:val="595959"/>
           <w:sz w:val="20"/>
         </w:rPr>
-        <w:t xml:space="preserve"> 210 / 207  ·  Ing. Jindřich Patera</w:t>
+        <w:t xml:space="preserve"> 15. 9. (Aj2) / st 16. 9. 2026 (Aj1), 10:00–11:</w:t>
+      </w:r>
+      <w:proofErr w:type="gramStart"/>
+      <w:r>
+        <w:rPr>
+          <w:color w:val="595959"/>
+          <w:sz w:val="20"/>
+        </w:rPr>
+        <w:t>35  ·</w:t>
+      </w:r>
+      <w:proofErr w:type="gramEnd"/>
+      <w:r>
+        <w:rPr>
+          <w:color w:val="595959"/>
+          <w:sz w:val="20"/>
+        </w:rPr>
+        <w:t xml:space="preserve">  </w:t>
+      </w:r>
+      <w:proofErr w:type="spellStart"/>
+      <w:r>
+        <w:rPr>
+          <w:color w:val="595959"/>
+          <w:sz w:val="20"/>
+        </w:rPr>
+        <w:t>učebny</w:t>
+      </w:r>
+      <w:proofErr w:type="spellEnd"/>
+      <w:r>
+        <w:rPr>
+          <w:color w:val="595959"/>
+          <w:sz w:val="20"/>
+        </w:rPr>
+        <w:t xml:space="preserve"> 210 / </w:t>
+      </w:r>
+      <w:proofErr w:type="gramStart"/>
+      <w:r>
+        <w:rPr>
+          <w:color w:val="595959"/>
+          <w:sz w:val="20"/>
+        </w:rPr>
+        <w:t>207  ·</w:t>
+      </w:r>
+      <w:proofErr w:type="gramEnd"/>
+      <w:r>
+        <w:rPr>
+          <w:color w:val="595959"/>
+          <w:sz w:val="20"/>
+        </w:rPr>
+        <w:t xml:space="preserve">  Ing. Jindřich Patera</w:t>
       </w:r>
     </w:p>
     <w:tbl>
@@ -1229,6 +1295,7 @@
         <w:t xml:space="preserve"> se </w:t>
       </w:r>
       <w:proofErr w:type="spellStart"/>
+      <w:proofErr w:type="gramStart"/>
       <w:r>
         <w:rPr>
           <w:i/>
@@ -1253,6 +1320,7 @@
         <w:t>nebo</w:t>
       </w:r>
       <w:proofErr w:type="spellEnd"/>
+      <w:proofErr w:type="gramEnd"/>
       <w:r>
         <w:rPr>
           <w:i/>
@@ -2058,7 +2126,25 @@
           <w:color w:val="1F4E79"/>
           <w:sz w:val="30"/>
         </w:rPr>
-        <w:t xml:space="preserve"> a </w:t>
+        <w:t xml:space="preserve"> </w:t>
+      </w:r>
+      <w:proofErr w:type="gramStart"/>
+      <w:r>
+        <w:rPr>
+          <w:b/>
+          <w:color w:val="1F4E79"/>
+          <w:sz w:val="30"/>
+        </w:rPr>
+        <w:t>a</w:t>
+      </w:r>
+      <w:proofErr w:type="gramEnd"/>
+      <w:r>
+        <w:rPr>
+          <w:b/>
+          <w:color w:val="1F4E79"/>
+          <w:sz w:val="30"/>
+        </w:rPr>
+        <w:t xml:space="preserve"> </w:t>
       </w:r>
       <w:proofErr w:type="spellStart"/>
       <w:r>
@@ -2193,7 +2279,15 @@
       </w:r>
       <w:proofErr w:type="spellEnd"/>
       <w:r>
-        <w:t xml:space="preserve">) a </w:t>
+        <w:t xml:space="preserve">) </w:t>
+      </w:r>
+      <w:proofErr w:type="gramStart"/>
+      <w:r>
+        <w:t>a</w:t>
+      </w:r>
+      <w:proofErr w:type="gramEnd"/>
+      <w:r>
+        <w:t xml:space="preserve"> </w:t>
       </w:r>
       <w:proofErr w:type="spellStart"/>
       <w:r>
@@ -2378,6 +2472,7 @@
               <w:t xml:space="preserve"> </w:t>
             </w:r>
             <w:proofErr w:type="spellStart"/>
+            <w:proofErr w:type="gramStart"/>
             <w:r>
               <w:rPr>
                 <w:rFonts w:ascii="Consolas" w:hAnsi="Consolas"/>
@@ -2391,7 +2486,15 @@
                 <w:rFonts w:ascii="Consolas" w:hAnsi="Consolas"/>
                 <w:sz w:val="21"/>
               </w:rPr>
-              <w:t>.&lt;/p&gt;</w:t>
+              <w:t>.&lt;</w:t>
+            </w:r>
+            <w:proofErr w:type="gramEnd"/>
+            <w:r>
+              <w:rPr>
+                <w:rFonts w:ascii="Consolas" w:hAnsi="Consolas"/>
+                <w:sz w:val="21"/>
+              </w:rPr>
+              <w:t>/p&gt;</w:t>
             </w:r>
           </w:p>
           <w:p>
@@ -2528,7 +2631,16 @@
           <w:color w:val="C05000"/>
           <w:sz w:val="23"/>
         </w:rPr>
-        <w:t xml:space="preserve"> 1  </w:t>
+        <w:t xml:space="preserve"> </w:t>
+      </w:r>
+      <w:proofErr w:type="gramStart"/>
+      <w:r>
+        <w:rPr>
+          <w:b/>
+          <w:color w:val="C05000"/>
+          <w:sz w:val="23"/>
+        </w:rPr>
+        <w:t xml:space="preserve">1  </w:t>
       </w:r>
       <w:proofErr w:type="spellStart"/>
       <w:r>
@@ -2539,6 +2651,7 @@
         <w:t>Přidej</w:t>
       </w:r>
       <w:proofErr w:type="spellEnd"/>
+      <w:proofErr w:type="gramEnd"/>
       <w:r>
         <w:rPr>
           <w:b/>
@@ -2592,7 +2705,23 @@
           <w:b/>
           <w:sz w:val="23"/>
         </w:rPr>
-        <w:t xml:space="preserve"> h2 a </w:t>
+        <w:t xml:space="preserve"> h2 </w:t>
+      </w:r>
+      <w:proofErr w:type="gramStart"/>
+      <w:r>
+        <w:rPr>
+          <w:b/>
+          <w:sz w:val="23"/>
+        </w:rPr>
+        <w:t>a</w:t>
+      </w:r>
+      <w:proofErr w:type="gramEnd"/>
+      <w:r>
+        <w:rPr>
+          <w:b/>
+          <w:sz w:val="23"/>
+        </w:rPr>
+        <w:t xml:space="preserve"> </w:t>
       </w:r>
       <w:proofErr w:type="spellStart"/>
       <w:r>
@@ -2721,7 +2850,16 @@
           <w:color w:val="C05000"/>
           <w:sz w:val="23"/>
         </w:rPr>
-        <w:t xml:space="preserve"> 2  </w:t>
+        <w:t xml:space="preserve"> </w:t>
+      </w:r>
+      <w:proofErr w:type="gramStart"/>
+      <w:r>
+        <w:rPr>
+          <w:b/>
+          <w:color w:val="C05000"/>
+          <w:sz w:val="23"/>
+        </w:rPr>
+        <w:t xml:space="preserve">2  </w:t>
       </w:r>
       <w:proofErr w:type="spellStart"/>
       <w:r>
@@ -2732,6 +2870,7 @@
         <w:t>Zkus</w:t>
       </w:r>
       <w:proofErr w:type="spellEnd"/>
+      <w:proofErr w:type="gramEnd"/>
       <w:r>
         <w:rPr>
           <w:b/>
@@ -3278,7 +3417,16 @@
           <w:color w:val="C05000"/>
           <w:sz w:val="23"/>
         </w:rPr>
-        <w:t xml:space="preserve"> 3  </w:t>
+        <w:t xml:space="preserve"> </w:t>
+      </w:r>
+      <w:proofErr w:type="gramStart"/>
+      <w:r>
+        <w:rPr>
+          <w:b/>
+          <w:color w:val="C05000"/>
+          <w:sz w:val="23"/>
+        </w:rPr>
+        <w:t xml:space="preserve">3  </w:t>
       </w:r>
       <w:proofErr w:type="spellStart"/>
       <w:r>
@@ -3289,6 +3437,7 @@
         <w:t>Přidej</w:t>
       </w:r>
       <w:proofErr w:type="spellEnd"/>
+      <w:proofErr w:type="gramEnd"/>
       <w:r>
         <w:rPr>
           <w:b/>
@@ -3614,7 +3763,23 @@
           <w:b/>
           <w:sz w:val="23"/>
         </w:rPr>
-        <w:t xml:space="preserve"> ul a </w:t>
+        <w:t xml:space="preserve"> ul </w:t>
+      </w:r>
+      <w:proofErr w:type="gramStart"/>
+      <w:r>
+        <w:rPr>
+          <w:b/>
+          <w:sz w:val="23"/>
+        </w:rPr>
+        <w:t>a</w:t>
+      </w:r>
+      <w:proofErr w:type="gramEnd"/>
+      <w:r>
+        <w:rPr>
+          <w:b/>
+          <w:sz w:val="23"/>
+        </w:rPr>
+        <w:t xml:space="preserve"> </w:t>
       </w:r>
       <w:proofErr w:type="spellStart"/>
       <w:r>
@@ -3832,7 +3997,23 @@
                 <w:rFonts w:ascii="Consolas" w:hAnsi="Consolas"/>
                 <w:sz w:val="21"/>
               </w:rPr>
-              <w:t>="https://www.ssemi.cz"&gt;SŠEMI&lt;/a&gt;.&lt;/p&gt;</w:t>
+              <w:t>="https://www.ssemi.cz"&gt;SŠEMI&lt;/a</w:t>
+            </w:r>
+            <w:proofErr w:type="gramStart"/>
+            <w:r>
+              <w:rPr>
+                <w:rFonts w:ascii="Consolas" w:hAnsi="Consolas"/>
+                <w:sz w:val="21"/>
+              </w:rPr>
+              <w:t>&gt;.&lt;</w:t>
+            </w:r>
+            <w:proofErr w:type="gramEnd"/>
+            <w:r>
+              <w:rPr>
+                <w:rFonts w:ascii="Consolas" w:hAnsi="Consolas"/>
+                <w:sz w:val="21"/>
+              </w:rPr>
+              <w:t>/p&gt;</w:t>
             </w:r>
           </w:p>
           <w:p>
@@ -3895,6 +4076,7 @@
               <w:t xml:space="preserve"> </w:t>
             </w:r>
             <w:proofErr w:type="spellStart"/>
+            <w:proofErr w:type="gramStart"/>
             <w:r>
               <w:rPr>
                 <w:rFonts w:ascii="Consolas" w:hAnsi="Consolas"/>
@@ -3908,7 +4090,15 @@
                 <w:rFonts w:ascii="Consolas" w:hAnsi="Consolas"/>
                 <w:sz w:val="21"/>
               </w:rPr>
-              <w:t>.&lt;/p&gt;</w:t>
+              <w:t>.&lt;</w:t>
+            </w:r>
+            <w:proofErr w:type="gramEnd"/>
+            <w:r>
+              <w:rPr>
+                <w:rFonts w:ascii="Consolas" w:hAnsi="Consolas"/>
+                <w:sz w:val="21"/>
+              </w:rPr>
+              <w:t>/p&gt;</w:t>
             </w:r>
           </w:p>
         </w:tc>
@@ -3939,7 +4129,16 @@
           <w:color w:val="C05000"/>
           <w:sz w:val="23"/>
         </w:rPr>
-        <w:t xml:space="preserve"> 4  </w:t>
+        <w:t xml:space="preserve"> </w:t>
+      </w:r>
+      <w:proofErr w:type="gramStart"/>
+      <w:r>
+        <w:rPr>
+          <w:b/>
+          <w:color w:val="C05000"/>
+          <w:sz w:val="23"/>
+        </w:rPr>
+        <w:t xml:space="preserve">4  </w:t>
       </w:r>
       <w:proofErr w:type="spellStart"/>
       <w:r>
@@ -3950,6 +4149,7 @@
         <w:t>Přidej</w:t>
       </w:r>
       <w:proofErr w:type="spellEnd"/>
+      <w:proofErr w:type="gramEnd"/>
       <w:r>
         <w:rPr>
           <w:b/>
@@ -4665,14 +4865,31 @@
           <w:color w:val="C05000"/>
           <w:sz w:val="23"/>
         </w:rPr>
-        <w:t xml:space="preserve"> 5  </w:t>
-      </w:r>
-      <w:r>
-        <w:rPr>
-          <w:b/>
-          <w:sz w:val="23"/>
-        </w:rPr>
-        <w:t xml:space="preserve">Co je alt a </w:t>
+        <w:t xml:space="preserve"> </w:t>
+      </w:r>
+      <w:proofErr w:type="gramStart"/>
+      <w:r>
+        <w:rPr>
+          <w:b/>
+          <w:color w:val="C05000"/>
+          <w:sz w:val="23"/>
+        </w:rPr>
+        <w:t xml:space="preserve">5  </w:t>
+      </w:r>
+      <w:r>
+        <w:rPr>
+          <w:b/>
+          <w:sz w:val="23"/>
+        </w:rPr>
+        <w:t>Co</w:t>
+      </w:r>
+      <w:proofErr w:type="gramEnd"/>
+      <w:r>
+        <w:rPr>
+          <w:b/>
+          <w:sz w:val="23"/>
+        </w:rPr>
+        <w:t xml:space="preserve"> je alt a </w:t>
       </w:r>
       <w:proofErr w:type="spellStart"/>
       <w:r>
@@ -5011,7 +5228,16 @@
           <w:color w:val="C05000"/>
           <w:sz w:val="23"/>
         </w:rPr>
-        <w:t xml:space="preserve"> 6  </w:t>
+        <w:t xml:space="preserve"> </w:t>
+      </w:r>
+      <w:proofErr w:type="gramStart"/>
+      <w:r>
+        <w:rPr>
+          <w:b/>
+          <w:color w:val="C05000"/>
+          <w:sz w:val="23"/>
+        </w:rPr>
+        <w:t xml:space="preserve">6  </w:t>
       </w:r>
       <w:proofErr w:type="spellStart"/>
       <w:r>
@@ -5022,6 +5248,7 @@
         <w:t>Přepiš</w:t>
       </w:r>
       <w:proofErr w:type="spellEnd"/>
+      <w:proofErr w:type="gramEnd"/>
       <w:r>
         <w:rPr>
           <w:b/>
@@ -5657,7 +5884,16 @@
           <w:color w:val="C05000"/>
           <w:sz w:val="23"/>
         </w:rPr>
-        <w:t xml:space="preserve"> 7  </w:t>
+        <w:t xml:space="preserve"> </w:t>
+      </w:r>
+      <w:proofErr w:type="gramStart"/>
+      <w:r>
+        <w:rPr>
+          <w:b/>
+          <w:color w:val="C05000"/>
+          <w:sz w:val="23"/>
+        </w:rPr>
+        <w:t xml:space="preserve">7  </w:t>
       </w:r>
       <w:proofErr w:type="spellStart"/>
       <w:r>
@@ -5668,6 +5904,7 @@
         <w:t>Jaká</w:t>
       </w:r>
       <w:proofErr w:type="spellEnd"/>
+      <w:proofErr w:type="gramEnd"/>
       <w:r>
         <w:rPr>
           <w:b/>
@@ -5836,7 +6073,16 @@
           <w:color w:val="C05000"/>
           <w:sz w:val="23"/>
         </w:rPr>
-        <w:t xml:space="preserve"> 8  </w:t>
+        <w:t xml:space="preserve"> </w:t>
+      </w:r>
+      <w:proofErr w:type="gramStart"/>
+      <w:r>
+        <w:rPr>
+          <w:b/>
+          <w:color w:val="C05000"/>
+          <w:sz w:val="23"/>
+        </w:rPr>
+        <w:t xml:space="preserve">8  </w:t>
       </w:r>
       <w:proofErr w:type="spellStart"/>
       <w:r>
@@ -5847,6 +6093,7 @@
         <w:t>Přejmenuj</w:t>
       </w:r>
       <w:proofErr w:type="spellEnd"/>
+      <w:proofErr w:type="gramEnd"/>
       <w:r>
         <w:rPr>
           <w:b/>
@@ -6242,14 +6489,31 @@
           <w:color w:val="C05000"/>
           <w:sz w:val="23"/>
         </w:rPr>
-        <w:t xml:space="preserve"> 9  </w:t>
-      </w:r>
-      <w:r>
-        <w:rPr>
-          <w:b/>
-          <w:sz w:val="23"/>
-        </w:rPr>
-        <w:t xml:space="preserve">Co </w:t>
+        <w:t xml:space="preserve"> </w:t>
+      </w:r>
+      <w:proofErr w:type="gramStart"/>
+      <w:r>
+        <w:rPr>
+          <w:b/>
+          <w:color w:val="C05000"/>
+          <w:sz w:val="23"/>
+        </w:rPr>
+        <w:t xml:space="preserve">9  </w:t>
+      </w:r>
+      <w:r>
+        <w:rPr>
+          <w:b/>
+          <w:sz w:val="23"/>
+        </w:rPr>
+        <w:t>Co</w:t>
+      </w:r>
+      <w:proofErr w:type="gramEnd"/>
+      <w:r>
+        <w:rPr>
+          <w:b/>
+          <w:sz w:val="23"/>
+        </w:rPr>
+        <w:t xml:space="preserve"> </w:t>
       </w:r>
       <w:proofErr w:type="spellStart"/>
       <w:r>
@@ -6625,6 +6889,7 @@
         <w:t xml:space="preserve"> </w:t>
       </w:r>
       <w:proofErr w:type="spellStart"/>
+      <w:proofErr w:type="gramStart"/>
       <w:r>
         <w:t>tvar</w:t>
       </w:r>
@@ -6637,14 +6902,20 @@
         <w:t>selektor</w:t>
       </w:r>
       <w:proofErr w:type="spellEnd"/>
-      <w:r>
-        <w:t xml:space="preserve"> { </w:t>
+      <w:proofErr w:type="gramEnd"/>
+      <w:r>
+        <w:t xml:space="preserve"> </w:t>
+      </w:r>
+      <w:proofErr w:type="gramStart"/>
+      <w:r>
+        <w:t xml:space="preserve">{ </w:t>
       </w:r>
       <w:proofErr w:type="spellStart"/>
       <w:r>
         <w:t>vlastnost</w:t>
       </w:r>
       <w:proofErr w:type="spellEnd"/>
+      <w:proofErr w:type="gramEnd"/>
       <w:r>
         <w:t xml:space="preserve">: </w:t>
       </w:r>
@@ -6653,8 +6924,13 @@
         <w:t>hodnota</w:t>
       </w:r>
       <w:proofErr w:type="spellEnd"/>
-      <w:r>
-        <w:t xml:space="preserve">; }  — </w:t>
+      <w:proofErr w:type="gramStart"/>
+      <w:r>
+        <w:t>; }</w:t>
+      </w:r>
+      <w:proofErr w:type="gramEnd"/>
+      <w:r>
+        <w:t xml:space="preserve">  — </w:t>
       </w:r>
       <w:proofErr w:type="spellStart"/>
       <w:r>
@@ -6766,7 +7042,23 @@
                 <w:sz w:val="21"/>
               </w:rPr>
               <w:lastRenderedPageBreak/>
-              <w:t xml:space="preserve">  body { font-family: sans-serif; max-width: 700px; margin: 40px auto;</w:t>
+              <w:t xml:space="preserve">  body </w:t>
+            </w:r>
+            <w:proofErr w:type="gramStart"/>
+            <w:r>
+              <w:rPr>
+                <w:rFonts w:ascii="Consolas" w:hAnsi="Consolas"/>
+                <w:sz w:val="21"/>
+              </w:rPr>
+              <w:t>{ font</w:t>
+            </w:r>
+            <w:proofErr w:type="gramEnd"/>
+            <w:r>
+              <w:rPr>
+                <w:rFonts w:ascii="Consolas" w:hAnsi="Consolas"/>
+                <w:sz w:val="21"/>
+              </w:rPr>
+              <w:t>-family: sans-serif; max-width: 700px; margin: 40px auto;</w:t>
             </w:r>
           </w:p>
           <w:p>
@@ -6778,8 +7070,49 @@
                 <w:rFonts w:ascii="Consolas" w:hAnsi="Consolas"/>
                 <w:sz w:val="21"/>
               </w:rPr>
-              <w:t xml:space="preserve">         line-height: 1.5; color: #222; background: #fafafa; }</w:t>
-            </w:r>
+              <w:t xml:space="preserve">         line-height: 1.5; </w:t>
+            </w:r>
+            <w:proofErr w:type="gramStart"/>
+            <w:r>
+              <w:rPr>
+                <w:rFonts w:ascii="Consolas" w:hAnsi="Consolas"/>
+                <w:sz w:val="21"/>
+              </w:rPr>
+              <w:t>color: #</w:t>
+            </w:r>
+            <w:proofErr w:type="gramEnd"/>
+            <w:r>
+              <w:rPr>
+                <w:rFonts w:ascii="Consolas" w:hAnsi="Consolas"/>
+                <w:sz w:val="21"/>
+              </w:rPr>
+              <w:t xml:space="preserve">222; </w:t>
+            </w:r>
+            <w:proofErr w:type="gramStart"/>
+            <w:r>
+              <w:rPr>
+                <w:rFonts w:ascii="Consolas" w:hAnsi="Consolas"/>
+                <w:sz w:val="21"/>
+              </w:rPr>
+              <w:t>background: #</w:t>
+            </w:r>
+            <w:proofErr w:type="gramEnd"/>
+            <w:r>
+              <w:rPr>
+                <w:rFonts w:ascii="Consolas" w:hAnsi="Consolas"/>
+                <w:sz w:val="21"/>
+              </w:rPr>
+              <w:t>fafafa</w:t>
+            </w:r>
+            <w:proofErr w:type="gramStart"/>
+            <w:r>
+              <w:rPr>
+                <w:rFonts w:ascii="Consolas" w:hAnsi="Consolas"/>
+                <w:sz w:val="21"/>
+              </w:rPr>
+              <w:t>; }</w:t>
+            </w:r>
+            <w:proofErr w:type="gramEnd"/>
           </w:p>
           <w:p>
             <w:pPr>
@@ -6790,8 +7123,33 @@
                 <w:rFonts w:ascii="Consolas" w:hAnsi="Consolas"/>
                 <w:sz w:val="21"/>
               </w:rPr>
-              <w:t xml:space="preserve">  h1   { color: #1f4e79; }</w:t>
-            </w:r>
+              <w:t xml:space="preserve">  h1</w:t>
+            </w:r>
+            <w:proofErr w:type="gramStart"/>
+            <w:r>
+              <w:rPr>
+                <w:rFonts w:ascii="Consolas" w:hAnsi="Consolas"/>
+                <w:sz w:val="21"/>
+              </w:rPr>
+              <w:t xml:space="preserve">   {</w:t>
+            </w:r>
+            <w:proofErr w:type="gramEnd"/>
+            <w:r>
+              <w:rPr>
+                <w:rFonts w:ascii="Consolas" w:hAnsi="Consolas"/>
+                <w:sz w:val="21"/>
+              </w:rPr>
+              <w:t xml:space="preserve"> color: #1f4e79</w:t>
+            </w:r>
+            <w:proofErr w:type="gramStart"/>
+            <w:r>
+              <w:rPr>
+                <w:rFonts w:ascii="Consolas" w:hAnsi="Consolas"/>
+                <w:sz w:val="21"/>
+              </w:rPr>
+              <w:t>; }</w:t>
+            </w:r>
+            <w:proofErr w:type="gramEnd"/>
           </w:p>
           <w:p>
             <w:pPr>
@@ -6802,8 +7160,33 @@
                 <w:rFonts w:ascii="Consolas" w:hAnsi="Consolas"/>
                 <w:sz w:val="21"/>
               </w:rPr>
-              <w:t xml:space="preserve">  a    { color: #c05000; }</w:t>
-            </w:r>
+              <w:t xml:space="preserve">  a </w:t>
+            </w:r>
+            <w:proofErr w:type="gramStart"/>
+            <w:r>
+              <w:rPr>
+                <w:rFonts w:ascii="Consolas" w:hAnsi="Consolas"/>
+                <w:sz w:val="21"/>
+              </w:rPr>
+              <w:t xml:space="preserve">   {</w:t>
+            </w:r>
+            <w:proofErr w:type="gramEnd"/>
+            <w:r>
+              <w:rPr>
+                <w:rFonts w:ascii="Consolas" w:hAnsi="Consolas"/>
+                <w:sz w:val="21"/>
+              </w:rPr>
+              <w:t xml:space="preserve"> color: #c05000</w:t>
+            </w:r>
+            <w:proofErr w:type="gramStart"/>
+            <w:r>
+              <w:rPr>
+                <w:rFonts w:ascii="Consolas" w:hAnsi="Consolas"/>
+                <w:sz w:val="21"/>
+              </w:rPr>
+              <w:t>; }</w:t>
+            </w:r>
+            <w:proofErr w:type="gramEnd"/>
           </w:p>
           <w:p>
             <w:pPr>
@@ -6817,6 +7200,7 @@
               <w:t xml:space="preserve">  </w:t>
             </w:r>
             <w:proofErr w:type="spellStart"/>
+            <w:proofErr w:type="gramStart"/>
             <w:r>
               <w:rPr>
                 <w:rFonts w:ascii="Consolas" w:hAnsi="Consolas"/>
@@ -6830,8 +7214,25 @@
                 <w:rFonts w:ascii="Consolas" w:hAnsi="Consolas"/>
                 <w:sz w:val="21"/>
               </w:rPr>
-              <w:t xml:space="preserve">  { border-radius: 8px; }</w:t>
-            </w:r>
+              <w:t xml:space="preserve">  {</w:t>
+            </w:r>
+            <w:proofErr w:type="gramEnd"/>
+            <w:r>
+              <w:rPr>
+                <w:rFonts w:ascii="Consolas" w:hAnsi="Consolas"/>
+                <w:sz w:val="21"/>
+              </w:rPr>
+              <w:t xml:space="preserve"> border-radius: 8px</w:t>
+            </w:r>
+            <w:proofErr w:type="gramStart"/>
+            <w:r>
+              <w:rPr>
+                <w:rFonts w:ascii="Consolas" w:hAnsi="Consolas"/>
+                <w:sz w:val="21"/>
+              </w:rPr>
+              <w:t>; }</w:t>
+            </w:r>
+            <w:proofErr w:type="gramEnd"/>
           </w:p>
           <w:p>
             <w:pPr>
@@ -6873,7 +7274,16 @@
           <w:color w:val="C05000"/>
           <w:sz w:val="23"/>
         </w:rPr>
-        <w:t xml:space="preserve"> 10  </w:t>
+        <w:t xml:space="preserve"> </w:t>
+      </w:r>
+      <w:proofErr w:type="gramStart"/>
+      <w:r>
+        <w:rPr>
+          <w:b/>
+          <w:color w:val="C05000"/>
+          <w:sz w:val="23"/>
+        </w:rPr>
+        <w:t xml:space="preserve">10  </w:t>
       </w:r>
       <w:proofErr w:type="spellStart"/>
       <w:r>
@@ -6884,6 +7294,7 @@
         <w:t>Změň</w:t>
       </w:r>
       <w:proofErr w:type="spellEnd"/>
+      <w:proofErr w:type="gramEnd"/>
       <w:r>
         <w:rPr>
           <w:b/>
@@ -7030,6 +7441,94 @@
         <w:spacing w:after="240"/>
         <w:ind w:left="397"/>
       </w:pPr>
+      <w:r>
+        <w:t xml:space="preserve">Meni </w:t>
+      </w:r>
+      <w:proofErr w:type="spellStart"/>
+      <w:r>
+        <w:t>barvu</w:t>
+      </w:r>
+      <w:proofErr w:type="spellEnd"/>
+      <w:r>
+        <w:t xml:space="preserve"> </w:t>
+      </w:r>
+      <w:proofErr w:type="spellStart"/>
+      <w:r>
+        <w:t>nadpisu</w:t>
+      </w:r>
+      <w:proofErr w:type="spellEnd"/>
+      <w:r>
+        <w:t xml:space="preserve">, </w:t>
+      </w:r>
+      <w:proofErr w:type="spellStart"/>
+      <w:r>
+        <w:t>nastavuje</w:t>
+      </w:r>
+      <w:proofErr w:type="spellEnd"/>
+      <w:r>
+        <w:t xml:space="preserve"> </w:t>
+      </w:r>
+      <w:proofErr w:type="spellStart"/>
+      <w:r>
+        <w:t>sirku</w:t>
+      </w:r>
+      <w:proofErr w:type="spellEnd"/>
+      <w:r>
+        <w:t xml:space="preserve"> </w:t>
+      </w:r>
+      <w:proofErr w:type="spellStart"/>
+      <w:r>
+        <w:t>na</w:t>
+      </w:r>
+      <w:proofErr w:type="spellEnd"/>
+      <w:r>
+        <w:t xml:space="preserve"> </w:t>
+      </w:r>
+      <w:proofErr w:type="spellStart"/>
+      <w:r>
+        <w:t>kterou</w:t>
+      </w:r>
+      <w:proofErr w:type="spellEnd"/>
+      <w:r>
+        <w:t xml:space="preserve"> se </w:t>
+      </w:r>
+      <w:proofErr w:type="spellStart"/>
+      <w:r>
+        <w:t>prvek</w:t>
+      </w:r>
+      <w:proofErr w:type="spellEnd"/>
+      <w:r>
+        <w:t xml:space="preserve"> </w:t>
+      </w:r>
+      <w:proofErr w:type="spellStart"/>
+      <w:r>
+        <w:t>roztahne</w:t>
+      </w:r>
+      <w:proofErr w:type="spellEnd"/>
+      <w:r>
+        <w:t xml:space="preserve">, </w:t>
+      </w:r>
+      <w:proofErr w:type="spellStart"/>
+      <w:r>
+        <w:t>urcuje</w:t>
+      </w:r>
+      <w:proofErr w:type="spellEnd"/>
+      <w:r>
+        <w:t xml:space="preserve"> </w:t>
+      </w:r>
+      <w:proofErr w:type="spellStart"/>
+      <w:r>
+        <w:t>barvu</w:t>
+      </w:r>
+      <w:proofErr w:type="spellEnd"/>
+      <w:r>
+        <w:t xml:space="preserve"> </w:t>
+      </w:r>
+      <w:proofErr w:type="spellStart"/>
+      <w:r>
+        <w:t>pozadi</w:t>
+      </w:r>
+      <w:proofErr w:type="spellEnd"/>
     </w:p>
     <w:p>
       <w:pPr>
@@ -7051,7 +7550,16 @@
           <w:color w:val="C05000"/>
           <w:sz w:val="23"/>
         </w:rPr>
-        <w:t xml:space="preserve"> 11  </w:t>
+        <w:t xml:space="preserve"> </w:t>
+      </w:r>
+      <w:proofErr w:type="gramStart"/>
+      <w:r>
+        <w:rPr>
+          <w:b/>
+          <w:color w:val="C05000"/>
+          <w:sz w:val="23"/>
+        </w:rPr>
+        <w:t xml:space="preserve">11  </w:t>
       </w:r>
       <w:proofErr w:type="spellStart"/>
       <w:r>
@@ -7062,14 +7570,16 @@
         <w:t>Přidej</w:t>
       </w:r>
       <w:proofErr w:type="spellEnd"/>
-      <w:r>
-        <w:rPr>
-          <w:b/>
-          <w:sz w:val="23"/>
-        </w:rPr>
-        <w:t xml:space="preserve"> </w:t>
-      </w:r>
-      <w:proofErr w:type="spellStart"/>
+      <w:proofErr w:type="gramEnd"/>
+      <w:r>
+        <w:rPr>
+          <w:b/>
+          <w:sz w:val="23"/>
+        </w:rPr>
+        <w:t xml:space="preserve"> </w:t>
+      </w:r>
+      <w:proofErr w:type="spellStart"/>
+      <w:proofErr w:type="gramStart"/>
       <w:r>
         <w:rPr>
           <w:b/>
@@ -7083,7 +7593,47 @@
           <w:b/>
           <w:sz w:val="23"/>
         </w:rPr>
-        <w:t xml:space="preserve">  h2 { border-bottom: 2px solid #ddd; }  Co to </w:t>
+        <w:t xml:space="preserve">  h</w:t>
+      </w:r>
+      <w:proofErr w:type="gramEnd"/>
+      <w:r>
+        <w:rPr>
+          <w:b/>
+          <w:sz w:val="23"/>
+        </w:rPr>
+        <w:t xml:space="preserve">2 </w:t>
+      </w:r>
+      <w:proofErr w:type="gramStart"/>
+      <w:r>
+        <w:rPr>
+          <w:b/>
+          <w:sz w:val="23"/>
+        </w:rPr>
+        <w:t>{ border</w:t>
+      </w:r>
+      <w:proofErr w:type="gramEnd"/>
+      <w:r>
+        <w:rPr>
+          <w:b/>
+          <w:sz w:val="23"/>
+        </w:rPr>
+        <w:t>-bottom: 2px solid #ddd</w:t>
+      </w:r>
+      <w:proofErr w:type="gramStart"/>
+      <w:r>
+        <w:rPr>
+          <w:b/>
+          <w:sz w:val="23"/>
+        </w:rPr>
+        <w:t>; }</w:t>
+      </w:r>
+      <w:proofErr w:type="gramEnd"/>
+      <w:r>
+        <w:rPr>
+          <w:b/>
+          <w:sz w:val="23"/>
+        </w:rPr>
+        <w:t xml:space="preserve">  Co to </w:t>
       </w:r>
       <w:proofErr w:type="spellStart"/>
       <w:r>
@@ -7236,7 +7786,16 @@
           <w:color w:val="C05000"/>
           <w:sz w:val="23"/>
         </w:rPr>
-        <w:t xml:space="preserve"> 12  </w:t>
+        <w:t xml:space="preserve"> </w:t>
+      </w:r>
+      <w:proofErr w:type="gramStart"/>
+      <w:r>
+        <w:rPr>
+          <w:b/>
+          <w:color w:val="C05000"/>
+          <w:sz w:val="23"/>
+        </w:rPr>
+        <w:t xml:space="preserve">12  </w:t>
       </w:r>
       <w:proofErr w:type="spellStart"/>
       <w:r>
@@ -7247,6 +7806,7 @@
         <w:t>Vyber</w:t>
       </w:r>
       <w:proofErr w:type="spellEnd"/>
+      <w:proofErr w:type="gramEnd"/>
       <w:r>
         <w:rPr>
           <w:b/>
@@ -7814,14 +8374,31 @@
           <w:color w:val="C05000"/>
           <w:sz w:val="23"/>
         </w:rPr>
-        <w:t xml:space="preserve"> 13  </w:t>
-      </w:r>
-      <w:r>
-        <w:rPr>
-          <w:b/>
-          <w:sz w:val="23"/>
-        </w:rPr>
-        <w:t xml:space="preserve">Co se </w:t>
+        <w:t xml:space="preserve"> </w:t>
+      </w:r>
+      <w:proofErr w:type="gramStart"/>
+      <w:r>
+        <w:rPr>
+          <w:b/>
+          <w:color w:val="C05000"/>
+          <w:sz w:val="23"/>
+        </w:rPr>
+        <w:t xml:space="preserve">13  </w:t>
+      </w:r>
+      <w:r>
+        <w:rPr>
+          <w:b/>
+          <w:sz w:val="23"/>
+        </w:rPr>
+        <w:t>Co</w:t>
+      </w:r>
+      <w:proofErr w:type="gramEnd"/>
+      <w:r>
+        <w:rPr>
+          <w:b/>
+          <w:sz w:val="23"/>
+        </w:rPr>
+        <w:t xml:space="preserve"> se </w:t>
       </w:r>
       <w:proofErr w:type="spellStart"/>
       <w:r>
@@ -7974,14 +8551,31 @@
           <w:color w:val="C05000"/>
           <w:sz w:val="23"/>
         </w:rPr>
-        <w:t xml:space="preserve"> 14  </w:t>
-      </w:r>
-      <w:r>
-        <w:rPr>
-          <w:b/>
-          <w:sz w:val="23"/>
-        </w:rPr>
-        <w:t xml:space="preserve">V Elements </w:t>
+        <w:t xml:space="preserve"> </w:t>
+      </w:r>
+      <w:proofErr w:type="gramStart"/>
+      <w:r>
+        <w:rPr>
+          <w:b/>
+          <w:color w:val="C05000"/>
+          <w:sz w:val="23"/>
+        </w:rPr>
+        <w:t xml:space="preserve">14  </w:t>
+      </w:r>
+      <w:r>
+        <w:rPr>
+          <w:b/>
+          <w:sz w:val="23"/>
+        </w:rPr>
+        <w:t>V</w:t>
+      </w:r>
+      <w:proofErr w:type="gramEnd"/>
+      <w:r>
+        <w:rPr>
+          <w:b/>
+          <w:sz w:val="23"/>
+        </w:rPr>
+        <w:t xml:space="preserve"> Elements </w:t>
       </w:r>
       <w:proofErr w:type="spellStart"/>
       <w:r>
@@ -8710,7 +9304,16 @@
           <w:color w:val="C05000"/>
           <w:sz w:val="23"/>
         </w:rPr>
-        <w:t xml:space="preserve"> 15  </w:t>
+        <w:t xml:space="preserve"> </w:t>
+      </w:r>
+      <w:proofErr w:type="gramStart"/>
+      <w:r>
+        <w:rPr>
+          <w:b/>
+          <w:color w:val="C05000"/>
+          <w:sz w:val="23"/>
+        </w:rPr>
+        <w:t xml:space="preserve">15  </w:t>
       </w:r>
       <w:proofErr w:type="spellStart"/>
       <w:r>
@@ -8721,6 +9324,7 @@
         <w:t>Kolik</w:t>
       </w:r>
       <w:proofErr w:type="spellEnd"/>
+      <w:proofErr w:type="gramEnd"/>
       <w:r>
         <w:rPr>
           <w:b/>
@@ -9291,7 +9895,16 @@
           <w:color w:val="C05000"/>
           <w:sz w:val="23"/>
         </w:rPr>
-        <w:t xml:space="preserve"> 16  </w:t>
+        <w:t xml:space="preserve"> </w:t>
+      </w:r>
+      <w:proofErr w:type="gramStart"/>
+      <w:r>
+        <w:rPr>
+          <w:b/>
+          <w:color w:val="C05000"/>
+          <w:sz w:val="23"/>
+        </w:rPr>
+        <w:t xml:space="preserve">16  </w:t>
       </w:r>
       <w:proofErr w:type="spellStart"/>
       <w:r>
@@ -9302,6 +9915,7 @@
         <w:t>Tabulka</w:t>
       </w:r>
       <w:proofErr w:type="spellEnd"/>
+      <w:proofErr w:type="gramEnd"/>
       <w:r>
         <w:rPr>
           <w:b/>
@@ -9671,13 +10285,31 @@
             <w:pPr>
               <w:spacing w:after="0"/>
             </w:pPr>
+            <w:proofErr w:type="gramStart"/>
             <w:r>
               <w:rPr>
                 <w:rFonts w:ascii="Consolas" w:hAnsi="Consolas"/>
                 <w:sz w:val="21"/>
               </w:rPr>
-              <w:t>table  { border-collapse: collapse; }</w:t>
-            </w:r>
+              <w:t>table  {</w:t>
+            </w:r>
+            <w:proofErr w:type="gramEnd"/>
+            <w:r>
+              <w:rPr>
+                <w:rFonts w:ascii="Consolas" w:hAnsi="Consolas"/>
+                <w:sz w:val="21"/>
+              </w:rPr>
+              <w:t xml:space="preserve"> border-collapse: collapse</w:t>
+            </w:r>
+            <w:proofErr w:type="gramStart"/>
+            <w:r>
+              <w:rPr>
+                <w:rFonts w:ascii="Consolas" w:hAnsi="Consolas"/>
+                <w:sz w:val="21"/>
+              </w:rPr>
+              <w:t>; }</w:t>
+            </w:r>
+            <w:proofErr w:type="gramEnd"/>
           </w:p>
           <w:p>
             <w:pPr>
@@ -9704,8 +10336,33 @@
                 <w:rFonts w:ascii="Consolas" w:hAnsi="Consolas"/>
                 <w:sz w:val="21"/>
               </w:rPr>
-              <w:t xml:space="preserve"> { border: 1px solid #ccc; padding: 4px 8px; }</w:t>
-            </w:r>
+              <w:t xml:space="preserve"> </w:t>
+            </w:r>
+            <w:proofErr w:type="gramStart"/>
+            <w:r>
+              <w:rPr>
+                <w:rFonts w:ascii="Consolas" w:hAnsi="Consolas"/>
+                <w:sz w:val="21"/>
+              </w:rPr>
+              <w:t>{ border</w:t>
+            </w:r>
+            <w:proofErr w:type="gramEnd"/>
+            <w:r>
+              <w:rPr>
+                <w:rFonts w:ascii="Consolas" w:hAnsi="Consolas"/>
+                <w:sz w:val="21"/>
+              </w:rPr>
+              <w:t>: 1px solid #ccc; padding: 4px 8px</w:t>
+            </w:r>
+            <w:proofErr w:type="gramStart"/>
+            <w:r>
+              <w:rPr>
+                <w:rFonts w:ascii="Consolas" w:hAnsi="Consolas"/>
+                <w:sz w:val="21"/>
+              </w:rPr>
+              <w:t>; }</w:t>
+            </w:r>
+            <w:proofErr w:type="gramEnd"/>
           </w:p>
         </w:tc>
       </w:tr>
@@ -9810,7 +10467,16 @@
           <w:color w:val="C05000"/>
           <w:sz w:val="23"/>
         </w:rPr>
-        <w:t xml:space="preserve"> 17  </w:t>
+        <w:t xml:space="preserve"> </w:t>
+      </w:r>
+      <w:proofErr w:type="gramStart"/>
+      <w:r>
+        <w:rPr>
+          <w:b/>
+          <w:color w:val="C05000"/>
+          <w:sz w:val="23"/>
+        </w:rPr>
+        <w:t xml:space="preserve">17  </w:t>
       </w:r>
       <w:proofErr w:type="spellStart"/>
       <w:r>
@@ -9821,6 +10487,7 @@
         <w:t>Patička</w:t>
       </w:r>
       <w:proofErr w:type="spellEnd"/>
+      <w:proofErr w:type="gramEnd"/>
       <w:r>
         <w:rPr>
           <w:b/>
@@ -9858,7 +10525,31 @@
           <w:b/>
           <w:sz w:val="23"/>
         </w:rPr>
-        <w:t xml:space="preserve"> SŠEMI, 2026.&lt;/p&gt;&lt;/footer&gt;  </w:t>
+        <w:t xml:space="preserve"> SŠEMI, </w:t>
+      </w:r>
+      <w:proofErr w:type="gramStart"/>
+      <w:r>
+        <w:rPr>
+          <w:b/>
+          <w:sz w:val="23"/>
+        </w:rPr>
+        <w:t>2026.&lt;</w:t>
+      </w:r>
+      <w:proofErr w:type="gramEnd"/>
+      <w:r>
+        <w:rPr>
+          <w:b/>
+          <w:sz w:val="23"/>
+        </w:rPr>
+        <w:t>/p&gt;&lt;/footer</w:t>
+      </w:r>
+      <w:proofErr w:type="gramStart"/>
+      <w:r>
+        <w:rPr>
+          <w:b/>
+          <w:sz w:val="23"/>
+        </w:rPr>
+        <w:t xml:space="preserve">&gt;  </w:t>
       </w:r>
       <w:proofErr w:type="spellStart"/>
       <w:r>
@@ -9869,6 +10560,7 @@
         <w:t>na</w:t>
       </w:r>
       <w:proofErr w:type="spellEnd"/>
+      <w:proofErr w:type="gramEnd"/>
       <w:r>
         <w:rPr>
           <w:b/>
@@ -9970,7 +10662,16 @@
           <w:color w:val="C05000"/>
           <w:sz w:val="23"/>
         </w:rPr>
-        <w:t xml:space="preserve"> 18  </w:t>
+        <w:t xml:space="preserve"> </w:t>
+      </w:r>
+      <w:proofErr w:type="gramStart"/>
+      <w:r>
+        <w:rPr>
+          <w:b/>
+          <w:color w:val="C05000"/>
+          <w:sz w:val="23"/>
+        </w:rPr>
+        <w:t xml:space="preserve">18  </w:t>
       </w:r>
       <w:proofErr w:type="spellStart"/>
       <w:r>
@@ -9981,6 +10682,7 @@
         <w:t>Změň</w:t>
       </w:r>
       <w:proofErr w:type="spellEnd"/>
+      <w:proofErr w:type="gramEnd"/>
       <w:r>
         <w:rPr>
           <w:b/>
@@ -10002,7 +10704,23 @@
           <w:b/>
           <w:sz w:val="23"/>
         </w:rPr>
-        <w:t xml:space="preserve">:  font-family: Georgia, serif;  Co </w:t>
+        <w:t xml:space="preserve">:  font-family: Georgia, </w:t>
+      </w:r>
+      <w:proofErr w:type="gramStart"/>
+      <w:r>
+        <w:rPr>
+          <w:b/>
+          <w:sz w:val="23"/>
+        </w:rPr>
+        <w:t>serif;  Co</w:t>
+      </w:r>
+      <w:proofErr w:type="gramEnd"/>
+      <w:r>
+        <w:rPr>
+          <w:b/>
+          <w:sz w:val="23"/>
+        </w:rPr>
+        <w:t xml:space="preserve"> </w:t>
       </w:r>
       <w:proofErr w:type="spellStart"/>
       <w:r>
@@ -10991,6 +11709,7 @@
               <w:t xml:space="preserve"> </w:t>
             </w:r>
             <w:proofErr w:type="spellStart"/>
+            <w:proofErr w:type="gramStart"/>
             <w:r>
               <w:rPr>
                 <w:sz w:val="19"/>
@@ -11002,7 +11721,14 @@
               <w:rPr>
                 <w:sz w:val="19"/>
               </w:rPr>
-              <w:t xml:space="preserve"> } a </w:t>
+              <w:t xml:space="preserve"> }</w:t>
+            </w:r>
+            <w:proofErr w:type="gramEnd"/>
+            <w:r>
+              <w:rPr>
+                <w:sz w:val="19"/>
+              </w:rPr>
+              <w:t xml:space="preserve"> a </w:t>
             </w:r>
             <w:proofErr w:type="spellStart"/>
             <w:r>
@@ -12544,7 +13270,39 @@
         <w:color w:val="595959"/>
         <w:sz w:val="16"/>
       </w:rPr>
-      <w:t>PRG-03  ·  IT2 2026/27  ·  SŠEMI</w:t>
+      <w:t>PRG-</w:t>
+    </w:r>
+    <w:proofErr w:type="gramStart"/>
+    <w:r>
+      <w:rPr>
+        <w:color w:val="595959"/>
+        <w:sz w:val="16"/>
+      </w:rPr>
+      <w:t>03  ·</w:t>
+    </w:r>
+    <w:proofErr w:type="gramEnd"/>
+    <w:r>
+      <w:rPr>
+        <w:color w:val="595959"/>
+        <w:sz w:val="16"/>
+      </w:rPr>
+      <w:t xml:space="preserve">  IT2 2026/</w:t>
+    </w:r>
+    <w:proofErr w:type="gramStart"/>
+    <w:r>
+      <w:rPr>
+        <w:color w:val="595959"/>
+        <w:sz w:val="16"/>
+      </w:rPr>
+      <w:t>27  ·</w:t>
+    </w:r>
+    <w:proofErr w:type="gramEnd"/>
+    <w:r>
+      <w:rPr>
+        <w:color w:val="595959"/>
+        <w:sz w:val="16"/>
+      </w:rPr>
+      <w:t xml:space="preserve">  SŠEMI</w:t>
     </w:r>
   </w:p>
 </w:ftr>

--- a/2. rocnik prg/13-PRG-03_z-hello-world-na-osobni-stranku.docx
+++ b/2. rocnik prg/13-PRG-03_z-hello-world-na-osobni-stranku.docx
@@ -7765,6 +7765,169 @@
         <w:spacing w:after="240"/>
         <w:ind w:left="397"/>
       </w:pPr>
+      <w:proofErr w:type="spellStart"/>
+      <w:r>
+        <w:t>Vykreslilo</w:t>
+      </w:r>
+      <w:proofErr w:type="spellEnd"/>
+      <w:r>
+        <w:t xml:space="preserve"> </w:t>
+      </w:r>
+      <w:proofErr w:type="spellStart"/>
+      <w:r>
+        <w:t>vodorovnou</w:t>
+      </w:r>
+      <w:proofErr w:type="spellEnd"/>
+      <w:r>
+        <w:t xml:space="preserve"> </w:t>
+      </w:r>
+      <w:proofErr w:type="spellStart"/>
+      <w:r>
+        <w:t>linku</w:t>
+      </w:r>
+      <w:proofErr w:type="spellEnd"/>
+      <w:r>
+        <w:t xml:space="preserve"> pod </w:t>
+      </w:r>
+      <w:proofErr w:type="spellStart"/>
+      <w:r>
+        <w:t>všemi</w:t>
+      </w:r>
+      <w:proofErr w:type="spellEnd"/>
+      <w:r>
+        <w:t xml:space="preserve"> </w:t>
+      </w:r>
+      <w:proofErr w:type="spellStart"/>
+      <w:r>
+        <w:t>nadpisy</w:t>
+      </w:r>
+      <w:proofErr w:type="spellEnd"/>
+      <w:r>
+        <w:t xml:space="preserve"> </w:t>
+      </w:r>
+      <w:proofErr w:type="spellStart"/>
+      <w:r>
+        <w:t>druhé</w:t>
+      </w:r>
+      <w:proofErr w:type="spellEnd"/>
+      <w:r>
+        <w:t xml:space="preserve"> </w:t>
+      </w:r>
+      <w:proofErr w:type="spellStart"/>
+      <w:r>
+        <w:t>úrovně</w:t>
+      </w:r>
+      <w:proofErr w:type="spellEnd"/>
+      <w:r>
+        <w:t>.</w:t>
+      </w:r>
+      <w:r>
+        <w:t xml:space="preserve"> </w:t>
+      </w:r>
+      <w:r>
+        <w:t xml:space="preserve"> </w:t>
+      </w:r>
+      <w:proofErr w:type="spellStart"/>
+      <w:r>
+        <w:t>Určuje</w:t>
+      </w:r>
+      <w:proofErr w:type="spellEnd"/>
+      <w:r>
+        <w:t xml:space="preserve"> </w:t>
+      </w:r>
+      <w:proofErr w:type="spellStart"/>
+      <w:r>
+        <w:t>tloušťku</w:t>
+      </w:r>
+      <w:proofErr w:type="spellEnd"/>
+      <w:r>
+        <w:t xml:space="preserve"> </w:t>
+      </w:r>
+      <w:proofErr w:type="spellStart"/>
+      <w:r>
+        <w:t>čáry</w:t>
+      </w:r>
+      <w:proofErr w:type="spellEnd"/>
+      <w:r>
+        <w:t xml:space="preserve">. </w:t>
+      </w:r>
+      <w:proofErr w:type="spellStart"/>
+      <w:r>
+        <w:t>Určuje</w:t>
+      </w:r>
+      <w:proofErr w:type="spellEnd"/>
+      <w:r>
+        <w:t xml:space="preserve"> </w:t>
+      </w:r>
+      <w:proofErr w:type="spellStart"/>
+      <w:r>
+        <w:t>styl</w:t>
+      </w:r>
+      <w:proofErr w:type="spellEnd"/>
+      <w:r>
+        <w:t xml:space="preserve"> </w:t>
+      </w:r>
+      <w:proofErr w:type="spellStart"/>
+      <w:proofErr w:type="gramStart"/>
+      <w:r>
+        <w:t>čáry</w:t>
+      </w:r>
+      <w:proofErr w:type="spellEnd"/>
+      <w:r>
+        <w:t xml:space="preserve"> .</w:t>
+      </w:r>
+      <w:proofErr w:type="gramEnd"/>
+      <w:r>
+        <w:t xml:space="preserve"> </w:t>
+      </w:r>
+      <w:proofErr w:type="spellStart"/>
+      <w:r>
+        <w:t>Určuje</w:t>
+      </w:r>
+      <w:proofErr w:type="spellEnd"/>
+      <w:r>
+        <w:t xml:space="preserve"> </w:t>
+      </w:r>
+      <w:proofErr w:type="spellStart"/>
+      <w:r>
+        <w:t>barvu</w:t>
+      </w:r>
+      <w:proofErr w:type="spellEnd"/>
+      <w:r>
+        <w:t xml:space="preserve"> </w:t>
+      </w:r>
+      <w:proofErr w:type="spellStart"/>
+      <w:r>
+        <w:t>čáry</w:t>
+      </w:r>
+      <w:proofErr w:type="spellEnd"/>
+      <w:r>
+        <w:t xml:space="preserve"> </w:t>
+      </w:r>
+      <w:proofErr w:type="spellStart"/>
+      <w:r>
+        <w:t>pomocí</w:t>
+      </w:r>
+      <w:proofErr w:type="spellEnd"/>
+      <w:r>
+        <w:t xml:space="preserve"> </w:t>
+      </w:r>
+      <w:proofErr w:type="spellStart"/>
+      <w:r>
+        <w:t>hexadecimálního</w:t>
+      </w:r>
+      <w:proofErr w:type="spellEnd"/>
+      <w:r>
+        <w:t xml:space="preserve"> </w:t>
+      </w:r>
+      <w:proofErr w:type="spellStart"/>
+      <w:r>
+        <w:t>zápisu</w:t>
+      </w:r>
+      <w:proofErr w:type="spellEnd"/>
+      <w:r>
+        <w:t>.</w:t>
+      </w:r>
     </w:p>
     <w:p>
       <w:pPr>
@@ -8021,6 +8184,12 @@
               </w:rPr>
               <w:t xml:space="preserve"> </w:t>
             </w:r>
+            <w:r>
+              <w:rPr>
+                <w:sz w:val="20"/>
+              </w:rPr>
+              <w:t>H1</w:t>
+            </w:r>
           </w:p>
         </w:tc>
         <w:tc>
@@ -8032,6 +8201,12 @@
               <w:rPr>
                 <w:sz w:val="20"/>
               </w:rPr>
+              <w:t>color</w:t>
+            </w:r>
+            <w:r>
+              <w:rPr>
+                <w:sz w:val="20"/>
+              </w:rPr>
               <w:t xml:space="preserve"> </w:t>
             </w:r>
           </w:p>
@@ -8041,6 +8216,12 @@
             <w:tcW w:w="3118" w:type="dxa"/>
           </w:tcPr>
           <w:p>
+            <w:r>
+              <w:rPr>
+                <w:sz w:val="20"/>
+              </w:rPr>
+              <w:t>#1f4e79</w:t>
+            </w:r>
             <w:r>
               <w:rPr>
                 <w:sz w:val="20"/>
@@ -8056,12 +8237,25 @@
             <w:tcW w:w="3118" w:type="dxa"/>
           </w:tcPr>
           <w:p>
-            <w:r>
+            <w:pPr>
               <w:rPr>
                 <w:sz w:val="20"/>
               </w:rPr>
+            </w:pPr>
+            <w:r>
+              <w:rPr>
+                <w:sz w:val="20"/>
+              </w:rPr>
               <w:t xml:space="preserve"> </w:t>
             </w:r>
+            <w:proofErr w:type="spellStart"/>
+            <w:r>
+              <w:rPr>
+                <w:sz w:val="20"/>
+              </w:rPr>
+              <w:t>Img</w:t>
+            </w:r>
+            <w:proofErr w:type="spellEnd"/>
           </w:p>
         </w:tc>
         <w:tc>
@@ -8075,6 +8269,12 @@
               </w:rPr>
               <w:t xml:space="preserve"> </w:t>
             </w:r>
+            <w:r>
+              <w:rPr>
+                <w:sz w:val="20"/>
+              </w:rPr>
+              <w:t>Border-radius</w:t>
+            </w:r>
           </w:p>
         </w:tc>
         <w:tc>
@@ -8087,6 +8287,12 @@
                 <w:sz w:val="20"/>
               </w:rPr>
               <w:t xml:space="preserve"> </w:t>
+            </w:r>
+            <w:r>
+              <w:rPr>
+                <w:sz w:val="20"/>
+              </w:rPr>
+              <w:t>8px</w:t>
             </w:r>
           </w:p>
         </w:tc>
@@ -8103,6 +8309,12 @@
               </w:rPr>
               <w:t xml:space="preserve"> </w:t>
             </w:r>
+            <w:r>
+              <w:rPr>
+                <w:sz w:val="20"/>
+              </w:rPr>
+              <w:t>body</w:t>
+            </w:r>
           </w:p>
         </w:tc>
         <w:tc>
@@ -8116,6 +8328,12 @@
               </w:rPr>
               <w:t xml:space="preserve"> </w:t>
             </w:r>
+            <w:r>
+              <w:rPr>
+                <w:sz w:val="20"/>
+              </w:rPr>
+              <w:t>Font-family</w:t>
+            </w:r>
           </w:p>
         </w:tc>
         <w:tc>
@@ -8128,6 +8346,12 @@
                 <w:sz w:val="20"/>
               </w:rPr>
               <w:t xml:space="preserve"> </w:t>
+            </w:r>
+            <w:r>
+              <w:rPr>
+                <w:sz w:val="20"/>
+              </w:rPr>
+              <w:t>Sans-serif</w:t>
             </w:r>
           </w:p>
         </w:tc>
@@ -8520,7 +8744,66 @@
         </w:pBdr>
         <w:spacing w:after="240"/>
         <w:ind w:left="397"/>
+        <w:rPr>
+          <w:lang w:val="cs-CZ"/>
+        </w:rPr>
       </w:pPr>
+      <w:r>
+        <w:rPr>
+          <w:lang w:val="cs-CZ"/>
+        </w:rPr>
+        <w:t>Stisknutím klávesy F5 poslal váš prohlížeč na server nový požadavek (</w:t>
+      </w:r>
+      <w:proofErr w:type="spellStart"/>
+      <w:r>
+        <w:rPr>
+          <w:lang w:val="cs-CZ"/>
+        </w:rPr>
+        <w:t>request</w:t>
+      </w:r>
+      <w:proofErr w:type="spellEnd"/>
+      <w:r>
+        <w:rPr>
+          <w:lang w:val="cs-CZ"/>
+        </w:rPr>
+        <w:t>) o zaslání stránky.</w:t>
+      </w:r>
+    </w:p>
+    <w:p>
+      <w:pPr>
+        <w:pBdr>
+          <w:bottom w:val="single" w:sz="6" w:space="1" w:color="AAAAAA"/>
+        </w:pBdr>
+        <w:spacing w:after="240"/>
+        <w:ind w:left="397"/>
+        <w:rPr>
+          <w:lang w:val="cs-CZ"/>
+        </w:rPr>
+      </w:pPr>
+      <w:r>
+        <w:rPr>
+          <w:lang w:val="cs-CZ"/>
+        </w:rPr>
+        <w:t xml:space="preserve"> Server ze svého úložiště poslal v odpovědi (response) původní, nezměněný HTML kód.</w:t>
+      </w:r>
+    </w:p>
+    <w:p>
+      <w:pPr>
+        <w:pBdr>
+          <w:bottom w:val="single" w:sz="6" w:space="1" w:color="AAAAAA"/>
+        </w:pBdr>
+        <w:spacing w:after="240"/>
+        <w:ind w:left="397"/>
+        <w:rPr>
+          <w:lang w:val="cs-CZ"/>
+        </w:rPr>
+      </w:pPr>
+      <w:r>
+        <w:rPr>
+          <w:lang w:val="cs-CZ"/>
+        </w:rPr>
+        <w:t>Prohlížeč dočasné lokální změny smazal a z přijatého kódu ze serveru nakreslil stránku znovu v její původní podobě.</w:t>
+      </w:r>
     </w:p>
     <w:p>
       <w:pPr>
@@ -9240,7 +9523,6 @@
         <w:ind w:left="397"/>
       </w:pPr>
       <w:r>
-        <w:lastRenderedPageBreak/>
         <w:t xml:space="preserve">☐   </w:t>
       </w:r>
       <w:proofErr w:type="spellStart"/>
@@ -10900,6 +11182,7 @@
               <w:rPr>
                 <w:sz w:val="19"/>
               </w:rPr>
+              <w:lastRenderedPageBreak/>
               <w:t>Obrázek</w:t>
             </w:r>
             <w:proofErr w:type="spellEnd"/>
@@ -11763,7 +12046,6 @@
               <w:rPr>
                 <w:sz w:val="19"/>
               </w:rPr>
-              <w:lastRenderedPageBreak/>
               <w:t>uvnitř</w:t>
             </w:r>
             <w:proofErr w:type="spellEnd"/>
@@ -11787,7 +12069,6 @@
               <w:rPr>
                 <w:sz w:val="19"/>
               </w:rPr>
-              <w:lastRenderedPageBreak/>
               <w:t>Validátor</w:t>
             </w:r>
             <w:proofErr w:type="spellEnd"/>

--- a/2. rocnik prg/13-PRG-03_z-hello-world-na-osobni-stranku.docx
+++ b/2. rocnik prg/13-PRG-03_z-hello-world-na-osobni-stranku.docx
@@ -9189,6 +9189,10 @@
         <w:spacing w:after="240"/>
         <w:ind w:left="397"/>
       </w:pPr>
+      <w:r>
+        <w:lastRenderedPageBreak/>
+        <w:t>#091bc1</w:t>
+      </w:r>
     </w:p>
     <w:p>
       <w:pPr>
